--- a/Templates/самобанкротство/реализ/САМО_решение_банкротом_акт_реализ_маркированный.docx
+++ b/Templates/самобанкротство/реализ/САМО_решение_банкротом_акт_реализ_маркированный.docx
@@ -1,6 +1,6 @@
 
 <file path=word/document.xml><?xml version="1.0" encoding="utf-8"?>
-<w:document xmlns:wpc="http://schemas.microsoft.com/office/word/2010/wordprocessingCanvas" xmlns:mc="http://schemas.openxmlformats.org/markup-compatibility/2006" xmlns:o="urn:schemas-microsoft-com:office:office" xmlns:r="http://schemas.openxmlformats.org/officeDocument/2006/relationships" xmlns:m="http://schemas.openxmlformats.org/officeDocument/2006/math" xmlns:v="urn:schemas-microsoft-com:vml" xmlns:wp14="http://schemas.microsoft.com/office/word/2010/wordprocessingDrawing" xmlns:wp="http://schemas.openxmlformats.org/drawingml/2006/wordprocessingDrawing" xmlns:w10="urn:schemas-microsoft-com:office:word" xmlns:w="http://schemas.openxmlformats.org/wordprocessingml/2006/main" xmlns:w14="http://schemas.microsoft.com/office/word/2010/wordml" xmlns:wpg="http://schemas.microsoft.com/office/word/2010/wordprocessingGroup" xmlns:wpi="http://schemas.microsoft.com/office/word/2010/wordprocessingInk" xmlns:wne="http://schemas.microsoft.com/office/word/2006/wordml" xmlns:wps="http://schemas.microsoft.com/office/word/2010/wordprocessingShape" mc:Ignorable="w14 wp14">
+<w:document xmlns:wpc="http://schemas.microsoft.com/office/word/2010/wordprocessingCanvas" xmlns:cx="http://schemas.microsoft.com/office/drawing/2014/chartex" xmlns:cx1="http://schemas.microsoft.com/office/drawing/2015/9/8/chartex" xmlns:cx2="http://schemas.microsoft.com/office/drawing/2015/10/21/chartex" xmlns:cx3="http://schemas.microsoft.com/office/drawing/2016/5/9/chartex" xmlns:cx4="http://schemas.microsoft.com/office/drawing/2016/5/10/chartex" xmlns:cx5="http://schemas.microsoft.com/office/drawing/2016/5/11/chartex" xmlns:cx6="http://schemas.microsoft.com/office/drawing/2016/5/12/chartex" xmlns:cx7="http://schemas.microsoft.com/office/drawing/2016/5/13/chartex" xmlns:cx8="http://schemas.microsoft.com/office/drawing/2016/5/14/chartex" xmlns:mc="http://schemas.openxmlformats.org/markup-compatibility/2006" xmlns:aink="http://schemas.microsoft.com/office/drawing/2016/ink" xmlns:am3d="http://schemas.microsoft.com/office/drawing/2017/model3d" xmlns:o="urn:schemas-microsoft-com:office:office" xmlns:r="http://schemas.openxmlformats.org/officeDocument/2006/relationships" xmlns:m="http://schemas.openxmlformats.org/officeDocument/2006/math" xmlns:v="urn:schemas-microsoft-com:vml" xmlns:wp14="http://schemas.microsoft.com/office/word/2010/wordprocessingDrawing" xmlns:wp="http://schemas.openxmlformats.org/drawingml/2006/wordprocessingDrawing" xmlns:w10="urn:schemas-microsoft-com:office:word" xmlns:w="http://schemas.openxmlformats.org/wordprocessingml/2006/main" xmlns:w14="http://schemas.microsoft.com/office/word/2010/wordml" xmlns:w15="http://schemas.microsoft.com/office/word/2012/wordml" xmlns:w16cex="http://schemas.microsoft.com/office/word/2018/wordml/cex" xmlns:w16cid="http://schemas.microsoft.com/office/word/2016/wordml/cid" xmlns:w16="http://schemas.microsoft.com/office/word/2018/wordml" xmlns:w16sdtdh="http://schemas.microsoft.com/office/word/2020/wordml/sdtdatahash" xmlns:w16se="http://schemas.microsoft.com/office/word/2015/wordml/symex" xmlns:wpg="http://schemas.microsoft.com/office/word/2010/wordprocessingGroup" xmlns:wpi="http://schemas.microsoft.com/office/word/2010/wordprocessingInk" xmlns:wne="http://schemas.microsoft.com/office/word/2006/wordml" xmlns:wps="http://schemas.microsoft.com/office/word/2010/wordprocessingShape" mc:Ignorable="w14 w15 w16se w16cid w16 w16cex w16sdtdh wp14">
   <w:body>
     <w:p>
       <w:pPr>
@@ -25,49 +25,6 @@
       </w:pPr>
       <w:r>
         <w:rPr>
-          <w:noProof/>
-          <w:position w:val="76"/>
-          <w:sz w:val="20"/>
-          <w:lang w:eastAsia="ru-RU"/>
-        </w:rPr>
-        <w:drawing>
-          <wp:inline distT="0" distB="0" distL="0" distR="0" wp14:anchorId="0996CC72" wp14:editId="792DF72B">
-            <wp:extent cx="628649" cy="628650"/>
-            <wp:effectExtent l="0" t="0" r="0" b="0"/>
-            <wp:docPr id="1" name="Image 1"/>
-            <wp:cNvGraphicFramePr>
-              <a:graphicFrameLocks xmlns:a="http://schemas.openxmlformats.org/drawingml/2006/main"/>
-            </wp:cNvGraphicFramePr>
-            <a:graphic xmlns:a="http://schemas.openxmlformats.org/drawingml/2006/main">
-              <a:graphicData uri="http://schemas.openxmlformats.org/drawingml/2006/picture">
-                <pic:pic xmlns:pic="http://schemas.openxmlformats.org/drawingml/2006/picture">
-                  <pic:nvPicPr>
-                    <pic:cNvPr id="1" name="Image 1"/>
-                    <pic:cNvPicPr/>
-                  </pic:nvPicPr>
-                  <pic:blipFill>
-                    <a:blip r:embed="rId5" cstate="print"/>
-                    <a:stretch>
-                      <a:fillRect/>
-                    </a:stretch>
-                  </pic:blipFill>
-                  <pic:spPr>
-                    <a:xfrm>
-                      <a:off x="0" y="0"/>
-                      <a:ext cx="628649" cy="628650"/>
-                    </a:xfrm>
-                    <a:prstGeom prst="rect">
-                      <a:avLst/>
-                    </a:prstGeom>
-                  </pic:spPr>
-                </pic:pic>
-              </a:graphicData>
-            </a:graphic>
-          </wp:inline>
-        </w:drawing>
-      </w:r>
-      <w:r>
-        <w:rPr>
           <w:position w:val="76"/>
           <w:sz w:val="20"/>
         </w:rPr>
@@ -80,7 +37,7 @@
           <w:lang w:eastAsia="ru-RU"/>
         </w:rPr>
         <w:drawing>
-          <wp:inline distT="0" distB="0" distL="0" distR="0" wp14:anchorId="737030F1" wp14:editId="3212855D">
+          <wp:inline distT="0" distB="0" distL="0" distR="0" wp14:anchorId="1682B2F2" wp14:editId="2F17AD3B">
             <wp:extent cx="646523" cy="630935"/>
             <wp:effectExtent l="0" t="0" r="0" b="0"/>
             <wp:docPr id="2" name="Image 2"/>
@@ -95,7 +52,7 @@
                     <pic:cNvPicPr/>
                   </pic:nvPicPr>
                   <pic:blipFill>
-                    <a:blip r:embed="rId6" cstate="print"/>
+                    <a:blip r:embed="rId4" cstate="print"/>
                     <a:stretch>
                       <a:fillRect/>
                     </a:stretch>
@@ -244,7 +201,7 @@
         </w:rPr>
         <w:t xml:space="preserve">10/11-13 </w:t>
       </w:r>
-      <w:hyperlink r:id="rId7">
+      <w:hyperlink r:id="rId5">
         <w:r>
           <w:rPr>
             <w:sz w:val="24"/>
@@ -256,37 +213,9 @@
         <w:rPr>
           <w:sz w:val="24"/>
         </w:rPr>
-        <w:t xml:space="preserve">; </w:t>
-      </w:r>
-      <w:proofErr w:type="gramStart"/>
-      <w:r>
-        <w:rPr>
-          <w:sz w:val="24"/>
-        </w:rPr>
-        <w:t>е</w:t>
-      </w:r>
-      <w:proofErr w:type="gramEnd"/>
-      <w:r>
-        <w:rPr>
-          <w:sz w:val="24"/>
-        </w:rPr>
-        <w:t>-</w:t>
-      </w:r>
-      <w:proofErr w:type="spellStart"/>
-      <w:r>
-        <w:rPr>
-          <w:sz w:val="24"/>
-        </w:rPr>
-        <w:t>mail</w:t>
-      </w:r>
-      <w:proofErr w:type="spellEnd"/>
-      <w:r>
-        <w:rPr>
-          <w:sz w:val="24"/>
-        </w:rPr>
-        <w:t xml:space="preserve">: </w:t>
-      </w:r>
-      <w:hyperlink r:id="rId8">
+        <w:t xml:space="preserve">; е-mail: </w:t>
+      </w:r>
+      <w:hyperlink r:id="rId6">
         <w:r>
           <w:rPr>
             <w:color w:val="0000FF"/>
@@ -313,7 +242,6 @@
           <w:spacing w:val="-2"/>
           <w:sz w:val="20"/>
         </w:rPr>
-        <w:lastRenderedPageBreak/>
         <w:t>11073_14447332</w:t>
       </w:r>
     </w:p>
@@ -411,7 +339,6 @@
         <w:br w:type="column"/>
       </w:r>
       <w:r>
-        <w:lastRenderedPageBreak/>
         <w:t>Именем</w:t>
       </w:r>
       <w:r>
@@ -430,15 +357,7 @@
         <w:t xml:space="preserve"> </w:t>
       </w:r>
       <w:r>
-        <w:t xml:space="preserve">Федерации </w:t>
-      </w:r>
-      <w:proofErr w:type="gramStart"/>
-      <w:r>
-        <w:t>Р</w:t>
-      </w:r>
-      <w:proofErr w:type="gramEnd"/>
-      <w:r>
-        <w:t xml:space="preserve"> Е Ш Е Н И Е</w:t>
+        <w:t>Федерации Р Е Ш Е Н И Е</w:t>
       </w:r>
     </w:p>
     <w:p>
@@ -459,11 +378,10 @@
       <w:pPr>
         <w:pStyle w:val="a3"/>
         <w:tabs>
-          <w:tab w:pos="10636" w:val="right"/>
+          <w:tab w:val="right" w:pos="10636"/>
         </w:tabs>
       </w:pPr>
       <w:r>
-        <w:lastRenderedPageBreak/>
         <w:t>[66]</w:t>
       </w:r>
       <w:r>
@@ -1023,15 +941,7 @@
         <w:ind w:right="146" w:firstLine="710"/>
       </w:pPr>
       <w:r>
-        <w:t xml:space="preserve">На основании ст. 213.4 Закона о банкротстве должник </w:t>
-      </w:r>
-      <w:proofErr w:type="gramStart"/>
-      <w:r>
-        <w:t>ходатайствовал</w:t>
-      </w:r>
-      <w:proofErr w:type="gramEnd"/>
-      <w:r>
-        <w:t xml:space="preserve"> о введении в отношении него процедуры реализации имущества гражданина.</w:t>
+        <w:t>На основании ст. 213.4 Закона о банкротстве должник ходатайствовал о введении в отношении него процедуры реализации имущества гражданина.</w:t>
       </w:r>
     </w:p>
     <w:p>
@@ -1162,15 +1072,7 @@
         <w:ind w:right="144" w:firstLine="710"/>
       </w:pPr>
       <w:r>
-        <w:t xml:space="preserve">При таких обстоятельствах представленная кандидатура подлежит утверждению </w:t>
-      </w:r>
-      <w:proofErr w:type="gramStart"/>
-      <w:r>
-        <w:t>в качестве финансового управляющего должника с установлением вознаграждения в деле о банкротстве на основании</w:t>
-      </w:r>
-      <w:proofErr w:type="gramEnd"/>
-      <w:r>
-        <w:t xml:space="preserve"> ст. 20.6 Закона о банкротстве.</w:t>
+        <w:t>При таких обстоятельствах представленная кандидатура подлежит утверждению в качестве финансового управляющего должника с установлением вознаграждения в деле о банкротстве на основании ст. 20.6 Закона о банкротстве.</w:t>
       </w:r>
     </w:p>
     <w:p>
@@ -1256,11 +1158,9 @@
         <w:ind w:firstLine="0"/>
         <w:jc w:val="center"/>
       </w:pPr>
-      <w:proofErr w:type="gramStart"/>
       <w:r>
         <w:t>Р</w:t>
       </w:r>
-      <w:proofErr w:type="gramEnd"/>
       <w:r>
         <w:rPr>
           <w:spacing w:val="-6"/>
@@ -1529,7 +1429,6 @@
         <w:ind w:left="284" w:right="1093" w:firstLine="720"/>
         <w:jc w:val="right"/>
       </w:pPr>
-      <w:proofErr w:type="gramStart"/>
       <w:r>
         <w:t>С</w:t>
       </w:r>
@@ -1551,7 +1450,6 @@
       <w:r>
         <w:t>принятия</w:t>
       </w:r>
-      <w:proofErr w:type="gramEnd"/>
       <w:r>
         <w:rPr>
           <w:spacing w:val="40"/>
@@ -1942,19 +1840,37 @@
         <w:spacing w:before="6"/>
         <w:ind w:left="284" w:right="1086" w:firstLine="710"/>
       </w:pPr>
-      <w:proofErr w:type="gramStart"/>
       <w:r>
         <w:rPr>
           <w:b/>
         </w:rPr>
-        <w:t>Обязать Управление Госавтоинспекции ГУ МВД России по Ростовской области без взимания платы представить в отношении должника - [2.1] ([3] года рождения, место рождения: [3.1]) и супруги должника – Мирской Анжелики Петровны (27.08.1990 года рождения) сведения о зарегистрированных и снятых с учета автомототранспортных средствах и прицепов к ним, с приложением карточек учета и копий документов, на основании которых совершались регистрационные действия;</w:t>
-      </w:r>
-      <w:proofErr w:type="gramEnd"/>
+        <w:t xml:space="preserve">Обязать Управление Госавтоинспекции ГУ МВД России по Ростовской области без взимания платы представить в отношении должника - [2.1] ([3] года рождения, место рождения: [3.1]) и супруги должника – </w:t>
+      </w:r>
       <w:r>
         <w:rPr>
           <w:b/>
-        </w:rPr>
-        <w:t xml:space="preserve"> о наличии арестов, залогов, иных обременений автомототранспортных средств; о зарегистрированных дорожно-транспортных происшествиях с приложением копий протоколов, составленных по факту происшествия; копии постановлений о привлечении к административной ответственности.</w:t>
+          <w:color w:val="FFFFFF" w:themeColor="background1"/>
+        </w:rPr>
+        <w:t>Мирской Анжелики Петровны</w:t>
+      </w:r>
+      <w:r>
+        <w:rPr>
+          <w:b/>
+        </w:rPr>
+        <w:t xml:space="preserve"> (</w:t>
+      </w:r>
+      <w:r>
+        <w:rPr>
+          <w:b/>
+          <w:color w:val="FFFFFF" w:themeColor="background1"/>
+        </w:rPr>
+        <w:t>27.08.1990</w:t>
+      </w:r>
+      <w:r>
+        <w:rPr>
+          <w:b/>
+        </w:rPr>
+        <w:t xml:space="preserve"> года рождения) сведения о зарегистрированных и снятых с учета автомототранспортных средствах и прицепов к ним, с приложением карточек учета и копий документов, на основании которых совершались регистрационные действия; о наличии арестов, залогов, иных обременений автомототранспортных средств; о зарегистрированных дорожно-транспортных происшествиях с приложением копий протоколов, составленных по факту происшествия; копии постановлений о привлечении к административной ответственности.</w:t>
       </w:r>
     </w:p>
     <w:p>
@@ -1966,26 +1882,11 @@
           <w:sz w:val="23"/>
         </w:rPr>
       </w:pPr>
-      <w:proofErr w:type="gramStart"/>
       <w:r>
         <w:rPr>
           <w:sz w:val="23"/>
         </w:rPr>
-        <w:t xml:space="preserve">В силу </w:t>
-      </w:r>
-      <w:proofErr w:type="spellStart"/>
-      <w:r>
-        <w:rPr>
-          <w:sz w:val="23"/>
-        </w:rPr>
-        <w:t>абз</w:t>
-      </w:r>
-      <w:proofErr w:type="spellEnd"/>
-      <w:r>
-        <w:rPr>
-          <w:sz w:val="23"/>
-        </w:rPr>
-        <w:t xml:space="preserve">. 4 п. 7 ст. 213.9 Закона о банкротстве предоставить финансовому управляющему должника сведения в отношении должника </w:t>
+        <w:t xml:space="preserve">В силу абз. 4 п. 7 ст. 213.9 Закона о банкротстве предоставить финансовому управляющему должника сведения в отношении должника </w:t>
       </w:r>
       <w:r>
         <w:rPr>
@@ -1994,119 +1895,18 @@
         </w:rPr>
         <w:t xml:space="preserve">при получении запроса от финансового управляющего по настоящему делу обязать </w:t>
       </w:r>
-      <w:proofErr w:type="spellStart"/>
       <w:r>
         <w:rPr>
           <w:sz w:val="23"/>
         </w:rPr>
-        <w:t>Гостехнадзор</w:t>
-      </w:r>
-      <w:proofErr w:type="spellEnd"/>
-      <w:r>
-        <w:rPr>
-          <w:sz w:val="23"/>
-        </w:rPr>
-        <w:t xml:space="preserve">, ГИМС МЧС России, МВД России, Управление </w:t>
-      </w:r>
-      <w:proofErr w:type="spellStart"/>
-      <w:r>
-        <w:rPr>
-          <w:sz w:val="23"/>
-        </w:rPr>
-        <w:t>Госавтонспекции</w:t>
-      </w:r>
-      <w:proofErr w:type="spellEnd"/>
-      <w:r>
-        <w:rPr>
-          <w:sz w:val="23"/>
-        </w:rPr>
-        <w:t xml:space="preserve"> МВД России, СФР, </w:t>
-      </w:r>
-      <w:proofErr w:type="spellStart"/>
-      <w:r>
-        <w:rPr>
-          <w:sz w:val="23"/>
-        </w:rPr>
-        <w:t>Росгвардию</w:t>
-      </w:r>
-      <w:proofErr w:type="spellEnd"/>
-      <w:r>
-        <w:rPr>
-          <w:sz w:val="23"/>
-        </w:rPr>
-        <w:t xml:space="preserve">, </w:t>
-      </w:r>
-      <w:proofErr w:type="spellStart"/>
-      <w:r>
-        <w:rPr>
-          <w:sz w:val="23"/>
-        </w:rPr>
-        <w:t>Росреестр</w:t>
-      </w:r>
-      <w:proofErr w:type="spellEnd"/>
-      <w:r>
-        <w:rPr>
-          <w:sz w:val="23"/>
-        </w:rPr>
-        <w:t>/Филиал ППК «</w:t>
-      </w:r>
-      <w:proofErr w:type="spellStart"/>
-      <w:r>
-        <w:rPr>
-          <w:sz w:val="23"/>
-        </w:rPr>
-        <w:t>Роскадастр</w:t>
-      </w:r>
-      <w:proofErr w:type="spellEnd"/>
-      <w:r>
-        <w:rPr>
-          <w:sz w:val="23"/>
-        </w:rPr>
-        <w:t xml:space="preserve">», ФИПС/Роспатент, ФНС России, </w:t>
-      </w:r>
-      <w:proofErr w:type="spellStart"/>
-      <w:r>
-        <w:rPr>
-          <w:sz w:val="23"/>
-        </w:rPr>
-        <w:t>Росавиацию</w:t>
-      </w:r>
-      <w:proofErr w:type="spellEnd"/>
-      <w:r>
-        <w:rPr>
-          <w:sz w:val="23"/>
-        </w:rPr>
-        <w:t xml:space="preserve"> в лице соответствующих территориальных органов и иные государственные регистрирующие органы</w:t>
-      </w:r>
-      <w:proofErr w:type="gramEnd"/>
-      <w:r>
-        <w:rPr>
-          <w:sz w:val="23"/>
-        </w:rPr>
-        <w:t xml:space="preserve"> </w:t>
+        <w:t xml:space="preserve">Гостехнадзор, ГИМС МЧС России, МВД России, Управление Госавтонспекции МВД России, СФР, Росгвардию, Росреестр/Филиал ППК «Роскадастр», ФИПС/Роспатент, ФНС России, Росавиацию в лице соответствующих территориальных органов и иные государственные регистрирующие органы </w:t>
       </w:r>
       <w:r>
         <w:rPr>
           <w:b/>
           <w:sz w:val="23"/>
         </w:rPr>
-        <w:t>представить сведения (с приложением копий запрошенных документов) в отношении должника, супруг</w:t>
-      </w:r>
-      <w:proofErr w:type="gramStart"/>
-      <w:r>
-        <w:rPr>
-          <w:b/>
-          <w:sz w:val="23"/>
-        </w:rPr>
-        <w:t>а(</w:t>
-      </w:r>
-      <w:proofErr w:type="gramEnd"/>
-      <w:r>
-        <w:rPr>
-          <w:b/>
-          <w:sz w:val="23"/>
-        </w:rPr>
-        <w:t>и), бывшего(ей) супруга(и) должника и его родственников без взимания платы.</w:t>
+        <w:t>представить сведения (с приложением копий запрошенных документов) в отношении должника, супруга(и), бывшего(ей) супруга(и) должника и его родственников без взимания платы.</w:t>
       </w:r>
     </w:p>
     <w:p>
@@ -2115,15 +1915,7 @@
         <w:ind w:left="284" w:right="1096" w:firstLine="710"/>
       </w:pPr>
       <w:r>
-        <w:t>В запросе финансового управляющего указываются необходимые данные должника, супруг</w:t>
-      </w:r>
-      <w:proofErr w:type="gramStart"/>
-      <w:r>
-        <w:t>а(</w:t>
-      </w:r>
-      <w:proofErr w:type="gramEnd"/>
-      <w:r>
-        <w:t>и), бывшего(ей) супруга(и) должника и его родственников.</w:t>
+        <w:t>В запросе финансового управляющего указываются необходимые данные должника, супруга(и), бывшего(ей) супруга(и) должника и его родственников.</w:t>
       </w:r>
     </w:p>
     <w:p>
@@ -2158,7 +1950,6 @@
         </w:rPr>
         <w:t xml:space="preserve"> </w:t>
       </w:r>
-      <w:proofErr w:type="gramStart"/>
       <w:r>
         <w:t>в</w:t>
       </w:r>
@@ -2223,11 +2014,7 @@
         <w:t xml:space="preserve"> </w:t>
       </w:r>
       <w:r>
-        <w:t>суд в течение одного месяца с даты принятия через суд</w:t>
-      </w:r>
-      <w:proofErr w:type="gramEnd"/>
-      <w:r>
-        <w:t>, принявший решение.</w:t>
+        <w:t>суд в течение одного месяца с даты принятия через суд, принявший решение.</w:t>
       </w:r>
     </w:p>
     <w:p>
@@ -2241,7 +2028,7 @@
       <w:pPr>
         <w:pStyle w:val="a3"/>
         <w:tabs>
-          <w:tab w:pos="10636" w:val="right"/>
+          <w:tab w:val="right" w:pos="10636"/>
         </w:tabs>
         <w:ind w:left="284"/>
         <w:jc w:val="left"/>
@@ -2273,7 +2060,7 @@
         <mc:AlternateContent>
           <mc:Choice Requires="wps">
             <w:drawing>
-              <wp:anchor distT="0" distB="0" distL="0" distR="0" simplePos="0" relativeHeight="487587840" behindDoc="1" locked="0" layoutInCell="1" allowOverlap="1" wp14:anchorId="0B930559" wp14:editId="2240E287">
+              <wp:anchor distT="0" distB="0" distL="0" distR="0" simplePos="0" relativeHeight="487587840" behindDoc="1" locked="0" layoutInCell="1" allowOverlap="1" wp14:anchorId="3A5D7691" wp14:editId="2E9A731E">
                 <wp:simplePos x="0" y="0"/>
                 <wp:positionH relativeFrom="page">
                   <wp:posOffset>2036826</wp:posOffset>
@@ -2484,34 +2271,7 @@
                               <w:rPr>
                                 <w:sz w:val="16"/>
                               </w:rPr>
-                              <w:t>Панова</w:t>
-                            </w:r>
-                            <w:r>
-                              <w:rPr>
-                                <w:spacing w:val="-5"/>
-                                <w:sz w:val="16"/>
-                              </w:rPr>
-                              <w:t xml:space="preserve"> </w:t>
-                            </w:r>
-                            <w:r>
-                              <w:rPr>
-                                <w:sz w:val="16"/>
-                              </w:rPr>
-                              <w:t>Кристина</w:t>
-                            </w:r>
-                            <w:r>
-                              <w:rPr>
-                                <w:spacing w:val="-5"/>
-                                <w:sz w:val="16"/>
-                              </w:rPr>
-                              <w:t xml:space="preserve"> </w:t>
-                            </w:r>
-                            <w:r>
-                              <w:rPr>
-                                <w:spacing w:val="-2"/>
-                                <w:sz w:val="16"/>
-                              </w:rPr>
-                              <w:t>Олеговна</w:t>
+                              <w:t>[415]</w:t>
                             </w:r>
                           </w:p>
                         </w:txbxContent>
@@ -2525,20 +2285,20 @@
               </wp:anchor>
             </w:drawing>
           </mc:Choice>
-          <mc:Fallback xmlns:pic="http://schemas.openxmlformats.org/drawingml/2006/picture" xmlns:a="http://schemas.openxmlformats.org/drawingml/2006/main" xmlns:ve="http://schemas.openxmlformats.org/markup-compatibility/2006">
+          <mc:Fallback>
             <w:pict>
-              <v:shapetype id="_x0000_t202" o:spt="202" coordsize="21600,21600" path="m,l,21600r21600,l21600,xe">
+              <v:shapetype w14:anchorId="3A5D7691" id="_x0000_t202" coordsize="21600,21600" o:spt="202" path="m,l,21600r21600,l21600,xe">
                 <v:stroke joinstyle="miter"/>
                 <v:path gradientshapeok="t" o:connecttype="rect"/>
               </v:shapetype>
-              <v:shape style="position:absolute;margin-left:160.380005pt;margin-top:13.049024pt;width:274.5pt;height:52.5pt;mso-position-horizontal-relative:page;mso-position-vertical-relative:paragraph;z-index:-15728640;mso-wrap-distance-left:0;mso-wrap-distance-right:0" type="#_x0000_t202" id="docshape1" filled="false" stroked="true" strokeweight=".5pt" strokecolor="#000000">
+              <v:shape id="Textbox 3" o:spid="_x0000_s1026" type="#_x0000_t202" style="position:absolute;margin-left:160.4pt;margin-top:13.05pt;width:274.5pt;height:52.5pt;z-index:-15728640;visibility:visible;mso-wrap-style:square;mso-wrap-distance-left:0;mso-wrap-distance-top:0;mso-wrap-distance-right:0;mso-wrap-distance-bottom:0;mso-position-horizontal:absolute;mso-position-horizontal-relative:page;mso-position-vertical:absolute;mso-position-vertical-relative:text;v-text-anchor:top" o:gfxdata="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" filled="f" strokeweight=".5pt">
+                <v:path arrowok="t"/>
                 <v:textbox inset="0,0,0,0">
                   <w:txbxContent>
                     <w:p>
                       <w:pPr>
                         <w:spacing w:before="43"/>
-                        <w:ind w:left="130" w:right="0" w:firstLine="0"/>
-                        <w:jc w:val="left"/>
+                        <w:ind w:left="130"/>
                         <w:rPr>
                           <w:sz w:val="20"/>
                         </w:rPr>
@@ -2554,7 +2314,7 @@
                           <w:spacing w:val="-9"/>
                           <w:sz w:val="20"/>
                         </w:rPr>
-                        <w:t> </w:t>
+                        <w:t xml:space="preserve"> </w:t>
                       </w:r>
                       <w:r>
                         <w:rPr>
@@ -2567,7 +2327,7 @@
                           <w:spacing w:val="-9"/>
                           <w:sz w:val="20"/>
                         </w:rPr>
-                        <w:t> </w:t>
+                        <w:t xml:space="preserve"> </w:t>
                       </w:r>
                       <w:r>
                         <w:rPr>
@@ -2579,9 +2339,8 @@
                     </w:p>
                     <w:p>
                       <w:pPr>
-                        <w:spacing w:line="247" w:lineRule="auto" w:before="50"/>
+                        <w:spacing w:before="50" w:line="247" w:lineRule="auto"/>
                         <w:ind w:left="1295" w:right="428" w:hanging="1165"/>
-                        <w:jc w:val="left"/>
                         <w:rPr>
                           <w:sz w:val="16"/>
                         </w:rPr>
@@ -2597,7 +2356,7 @@
                           <w:spacing w:val="-8"/>
                           <w:sz w:val="20"/>
                         </w:rPr>
-                        <w:t> </w:t>
+                        <w:t xml:space="preserve"> </w:t>
                       </w:r>
                       <w:r>
                         <w:rPr>
@@ -2610,7 +2369,7 @@
                           <w:spacing w:val="40"/>
                           <w:sz w:val="20"/>
                         </w:rPr>
-                        <w:t> </w:t>
+                        <w:t xml:space="preserve"> </w:t>
                       </w:r>
                       <w:r>
                         <w:rPr>
@@ -2623,7 +2382,7 @@
                           <w:spacing w:val="-7"/>
                           <w:sz w:val="16"/>
                         </w:rPr>
-                        <w:t> </w:t>
+                        <w:t xml:space="preserve"> </w:t>
                       </w:r>
                       <w:r>
                         <w:rPr>
@@ -2636,7 +2395,7 @@
                           <w:spacing w:val="-6"/>
                           <w:sz w:val="16"/>
                         </w:rPr>
-                        <w:t> </w:t>
+                        <w:t xml:space="preserve"> </w:t>
                       </w:r>
                       <w:r>
                         <w:rPr>
@@ -2649,7 +2408,7 @@
                           <w:spacing w:val="-7"/>
                           <w:sz w:val="16"/>
                         </w:rPr>
-                        <w:t> </w:t>
+                        <w:t xml:space="preserve"> </w:t>
                       </w:r>
                       <w:r>
                         <w:rPr>
@@ -2662,7 +2421,7 @@
                           <w:spacing w:val="40"/>
                           <w:sz w:val="16"/>
                         </w:rPr>
-                        <w:t> </w:t>
+                        <w:t xml:space="preserve"> </w:t>
                       </w:r>
                       <w:r>
                         <w:rPr>
@@ -2674,8 +2433,7 @@
                     <w:p>
                       <w:pPr>
                         <w:spacing w:before="11"/>
-                        <w:ind w:left="1295" w:right="0" w:firstLine="0"/>
-                        <w:jc w:val="left"/>
+                        <w:ind w:left="1295"/>
                         <w:rPr>
                           <w:sz w:val="16"/>
                         </w:rPr>
@@ -2691,7 +2449,7 @@
                           <w:spacing w:val="-5"/>
                           <w:sz w:val="16"/>
                         </w:rPr>
-                        <w:t> </w:t>
+                        <w:t xml:space="preserve"> </w:t>
                       </w:r>
                       <w:r>
                         <w:rPr>
@@ -2704,53 +2462,23 @@
                           <w:spacing w:val="-5"/>
                           <w:sz w:val="16"/>
                         </w:rPr>
-                        <w:t> </w:t>
+                        <w:t xml:space="preserve"> </w:t>
                       </w:r>
                       <w:r>
                         <w:rPr>
                           <w:sz w:val="16"/>
                         </w:rPr>
-                        <w:t>Панова</w:t>
-                      </w:r>
-                      <w:r>
-                        <w:rPr>
-                          <w:spacing w:val="-5"/>
-                          <w:sz w:val="16"/>
-                        </w:rPr>
-                        <w:t> </w:t>
-                      </w:r>
-                      <w:r>
-                        <w:rPr>
-                          <w:sz w:val="16"/>
-                        </w:rPr>
-                        <w:t>Кристина</w:t>
-                      </w:r>
-                      <w:r>
-                        <w:rPr>
-                          <w:spacing w:val="-5"/>
-                          <w:sz w:val="16"/>
-                        </w:rPr>
-                        <w:t> </w:t>
-                      </w:r>
-                      <w:r>
-                        <w:rPr>
-                          <w:spacing w:val="-2"/>
-                          <w:sz w:val="16"/>
-                        </w:rPr>
-                        <w:t>Олеговна</w:t>
+                        <w:t>[415]</w:t>
                       </w:r>
                     </w:p>
                   </w:txbxContent>
                 </v:textbox>
-                <v:stroke dashstyle="solid"/>
-                <w10:wrap type="topAndBottom"/>
+                <w10:wrap type="topAndBottom" anchorx="page"/>
               </v:shape>
             </w:pict>
           </mc:Fallback>
         </mc:AlternateContent>
       </w:r>
-      <w:bookmarkStart w:id="0" w:name="_GoBack"/>
-      <w:bookmarkEnd w:id="0"/>
     </w:p>
     <w:sectPr>
       <w:pgSz w:w="11910" w:h="16840"/>
@@ -2762,7 +2490,7 @@
 </file>
 
 <file path=word/styles.xml><?xml version="1.0" encoding="utf-8"?>
-<w:styles xmlns:mc="http://schemas.openxmlformats.org/markup-compatibility/2006" xmlns:r="http://schemas.openxmlformats.org/officeDocument/2006/relationships" xmlns:w="http://schemas.openxmlformats.org/wordprocessingml/2006/main" xmlns:w14="http://schemas.microsoft.com/office/word/2010/wordml" mc:Ignorable="w14">
+<w:styles xmlns:mc="http://schemas.openxmlformats.org/markup-compatibility/2006" xmlns:r="http://schemas.openxmlformats.org/officeDocument/2006/relationships" xmlns:w="http://schemas.openxmlformats.org/wordprocessingml/2006/main" xmlns:w14="http://schemas.microsoft.com/office/word/2010/wordml" xmlns:w15="http://schemas.microsoft.com/office/word/2012/wordml" xmlns:w16cex="http://schemas.microsoft.com/office/word/2018/wordml/cex" xmlns:w16cid="http://schemas.microsoft.com/office/word/2016/wordml/cid" xmlns:w16="http://schemas.microsoft.com/office/word/2018/wordml" xmlns:w16sdtdh="http://schemas.microsoft.com/office/word/2020/wordml/sdtdatahash" xmlns:w16se="http://schemas.microsoft.com/office/word/2015/wordml/symex" mc:Ignorable="w14 w15 w16se w16cid w16 w16cex w16sdtdh">
   <w:docDefaults>
     <w:rPrDefault>
       <w:rPr>
@@ -2780,445 +2508,383 @@
       </w:pPr>
     </w:pPrDefault>
   </w:docDefaults>
-  <w:latentStyles w:defLockedState="0" w:defUIPriority="99" w:defSemiHidden="1" w:defUnhideWhenUsed="1" w:defQFormat="0" w:count="267">
-    <w:lsdException w:name="Normal" w:semiHidden="0" w:uiPriority="0" w:unhideWhenUsed="0" w:qFormat="1"/>
-    <w:lsdException w:name="heading 1" w:semiHidden="0" w:uiPriority="9" w:unhideWhenUsed="0" w:qFormat="1"/>
-    <w:lsdException w:name="heading 2" w:uiPriority="9" w:qFormat="1"/>
-    <w:lsdException w:name="heading 3" w:uiPriority="9" w:qFormat="1"/>
-    <w:lsdException w:name="heading 4" w:uiPriority="9" w:qFormat="1"/>
-    <w:lsdException w:name="heading 5" w:uiPriority="9" w:qFormat="1"/>
-    <w:lsdException w:name="heading 6" w:uiPriority="9" w:qFormat="1"/>
-    <w:lsdException w:name="heading 7" w:uiPriority="9" w:qFormat="1"/>
-    <w:lsdException w:name="heading 8" w:uiPriority="9" w:qFormat="1"/>
-    <w:lsdException w:name="heading 9" w:uiPriority="9" w:qFormat="1"/>
-    <w:lsdException w:name="toc 1" w:uiPriority="39"/>
-    <w:lsdException w:name="toc 2" w:uiPriority="39"/>
-    <w:lsdException w:name="toc 3" w:uiPriority="39"/>
-    <w:lsdException w:name="toc 4" w:uiPriority="39"/>
-    <w:lsdException w:name="toc 5" w:uiPriority="39"/>
-    <w:lsdException w:name="toc 6" w:uiPriority="39"/>
-    <w:lsdException w:name="toc 7" w:uiPriority="39"/>
-    <w:lsdException w:name="toc 8" w:uiPriority="39"/>
-    <w:lsdException w:name="toc 9" w:uiPriority="39"/>
-    <w:lsdException w:name="caption" w:uiPriority="35" w:qFormat="1"/>
-    <w:lsdException w:name="Title" w:semiHidden="0" w:uiPriority="10" w:unhideWhenUsed="0" w:qFormat="1"/>
-    <w:lsdException w:name="Default Paragraph Font" w:uiPriority="1"/>
-    <w:lsdException w:name="Subtitle" w:semiHidden="0" w:uiPriority="11" w:unhideWhenUsed="0" w:qFormat="1"/>
-    <w:lsdException w:name="Strong" w:semiHidden="0" w:uiPriority="22" w:unhideWhenUsed="0" w:qFormat="1"/>
-    <w:lsdException w:name="Emphasis" w:semiHidden="0" w:uiPriority="20" w:unhideWhenUsed="0" w:qFormat="1"/>
-    <w:lsdException w:name="Table Grid" w:semiHidden="0" w:uiPriority="59" w:unhideWhenUsed="0"/>
-    <w:lsdException w:name="Placeholder Text" w:unhideWhenUsed="0"/>
-    <w:lsdException w:name="No Spacing" w:semiHidden="0" w:uiPriority="1" w:unhideWhenUsed="0" w:qFormat="1"/>
-    <w:lsdException w:name="Light Shading" w:semiHidden="0" w:uiPriority="60" w:unhideWhenUsed="0"/>
-    <w:lsdException w:name="Light List" w:semiHidden="0" w:uiPriority="61" w:unhideWhenUsed="0"/>
-    <w:lsdException w:name="Light Grid" w:semiHidden="0" w:uiPriority="62" w:unhideWhenUsed="0"/>
-    <w:lsdException w:name="Medium Shading 1" w:semiHidden="0" w:uiPriority="63" w:unhideWhenUsed="0"/>
-    <w:lsdException w:name="Medium Shading 2" w:semiHidden="0" w:uiPriority="64" w:unhideWhenUsed="0"/>
-    <w:lsdException w:name="Medium List 1" w:semiHidden="0" w:uiPriority="65" w:unhideWhenUsed="0"/>
-    <w:lsdException w:name="Medium List 2" w:semiHidden="0" w:uiPriority="66" w:unhideWhenUsed="0"/>
-    <w:lsdException w:name="Medium Grid 1" w:semiHidden="0" w:uiPriority="67" w:unhideWhenUsed="0"/>
-    <w:lsdException w:name="Medium Grid 2" w:semiHidden="0" w:uiPriority="68" w:unhideWhenUsed="0"/>
-    <w:lsdException w:name="Medium Grid 3" w:semiHidden="0" w:uiPriority="69" w:unhideWhenUsed="0"/>
-    <w:lsdException w:name="Dark List" w:semiHidden="0" w:uiPriority="70" w:unhideWhenUsed="0"/>
-    <w:lsdException w:name="Colorful Shading" w:semiHidden="0" w:uiPriority="71" w:unhideWhenUsed="0"/>
-    <w:lsdException w:name="Colorful List" w:semiHidden="0" w:uiPriority="72" w:unhideWhenUsed="0"/>
-    <w:lsdException w:name="Colorful Grid" w:semiHidden="0" w:uiPriority="73" w:unhideWhenUsed="0"/>
-    <w:lsdException w:name="Light Shading Accent 1" w:semiHidden="0" w:uiPriority="60" w:unhideWhenUsed="0"/>
-    <w:lsdException w:name="Light List Accent 1" w:semiHidden="0" w:uiPriority="61" w:unhideWhenUsed="0"/>
-    <w:lsdException w:name="Light Grid Accent 1" w:semiHidden="0" w:uiPriority="62" w:unhideWhenUsed="0"/>
-    <w:lsdException w:name="Medium Shading 1 Accent 1" w:semiHidden="0" w:uiPriority="63" w:unhideWhenUsed="0"/>
-    <w:lsdException w:name="Medium Shading 2 Accent 1" w:semiHidden="0" w:uiPriority="64" w:unhideWhenUsed="0"/>
-    <w:lsdException w:name="Medium List 1 Accent 1" w:semiHidden="0" w:uiPriority="65" w:unhideWhenUsed="0"/>
-    <w:lsdException w:name="Revision" w:unhideWhenUsed="0"/>
-    <w:lsdException w:name="List Paragraph" w:semiHidden="0" w:uiPriority="34" w:unhideWhenUsed="0" w:qFormat="1"/>
-    <w:lsdException w:name="Quote" w:semiHidden="0" w:uiPriority="29" w:unhideWhenUsed="0" w:qFormat="1"/>
-    <w:lsdException w:name="Intense Quote" w:semiHidden="0" w:uiPriority="30" w:unhideWhenUsed="0" w:qFormat="1"/>
-    <w:lsdException w:name="Medium List 2 Accent 1" w:semiHidden="0" w:uiPriority="66" w:unhideWhenUsed="0"/>
-    <w:lsdException w:name="Medium Grid 1 Accent 1" w:semiHidden="0" w:uiPriority="67" w:unhideWhenUsed="0"/>
-    <w:lsdException w:name="Medium Grid 2 Accent 1" w:semiHidden="0" w:uiPriority="68" w:unhideWhenUsed="0"/>
-    <w:lsdException w:name="Medium Grid 3 Accent 1" w:semiHidden="0" w:uiPriority="69" w:unhideWhenUsed="0"/>
-    <w:lsdException w:name="Dark List Accent 1" w:semiHidden="0" w:uiPriority="70" w:unhideWhenUsed="0"/>
-    <w:lsdException w:name="Colorful Shading Accent 1" w:semiHidden="0" w:uiPriority="71" w:unhideWhenUsed="0"/>
-    <w:lsdException w:name="Colorful List Accent 1" w:semiHidden="0" w:uiPriority="72" w:unhideWhenUsed="0"/>
-    <w:lsdException w:name="Colorful Grid Accent 1" w:semiHidden="0" w:uiPriority="73" w:unhideWhenUsed="0"/>
-    <w:lsdException w:name="Light Shading Accent 2" w:semiHidden="0" w:uiPriority="60" w:unhideWhenUsed="0"/>
-    <w:lsdException w:name="Light List Accent 2" w:semiHidden="0" w:uiPriority="61" w:unhideWhenUsed="0"/>
-    <w:lsdException w:name="Light Grid Accent 2" w:semiHidden="0" w:uiPriority="62" w:unhideWhenUsed="0"/>
-    <w:lsdException w:name="Medium Shading 1 Accent 2" w:semiHidden="0" w:uiPriority="63" w:unhideWhenUsed="0"/>
-    <w:lsdException w:name="Medium Shading 2 Accent 2" w:semiHidden="0" w:uiPriority="64" w:unhideWhenUsed="0"/>
-    <w:lsdException w:name="Medium List 1 Accent 2" w:semiHidden="0" w:uiPriority="65" w:unhideWhenUsed="0"/>
-    <w:lsdException w:name="Medium List 2 Accent 2" w:semiHidden="0" w:uiPriority="66" w:unhideWhenUsed="0"/>
-    <w:lsdException w:name="Medium Grid 1 Accent 2" w:semiHidden="0" w:uiPriority="67" w:unhideWhenUsed="0"/>
-    <w:lsdException w:name="Medium Grid 2 Accent 2" w:semiHidden="0" w:uiPriority="68" w:unhideWhenUsed="0"/>
-    <w:lsdException w:name="Medium Grid 3 Accent 2" w:semiHidden="0" w:uiPriority="69" w:unhideWhenUsed="0"/>
-    <w:lsdException w:name="Dark List Accent 2" w:semiHidden="0" w:uiPriority="70" w:unhideWhenUsed="0"/>
-    <w:lsdException w:name="Colorful Shading Accent 2" w:semiHidden="0" w:uiPriority="71" w:unhideWhenUsed="0"/>
-    <w:lsdException w:name="Colorful List Accent 2" w:semiHidden="0" w:uiPriority="72" w:unhideWhenUsed="0"/>
-    <w:lsdException w:name="Colorful Grid Accent 2" w:semiHidden="0" w:uiPriority="73" w:unhideWhenUsed="0"/>
-    <w:lsdException w:name="Light Shading Accent 3" w:semiHidden="0" w:uiPriority="60" w:unhideWhenUsed="0"/>
-    <w:lsdException w:name="Light List Accent 3" w:semiHidden="0" w:uiPriority="61" w:unhideWhenUsed="0"/>
-    <w:lsdException w:name="Light Grid Accent 3" w:semiHidden="0" w:uiPriority="62" w:unhideWhenUsed="0"/>
-    <w:lsdException w:name="Medium Shading 1 Accent 3" w:semiHidden="0" w:uiPriority="63" w:unhideWhenUsed="0"/>
-    <w:lsdException w:name="Medium Shading 2 Accent 3" w:semiHidden="0" w:uiPriority="64" w:unhideWhenUsed="0"/>
-    <w:lsdException w:name="Medium List 1 Accent 3" w:semiHidden="0" w:uiPriority="65" w:unhideWhenUsed="0"/>
-    <w:lsdException w:name="Medium List 2 Accent 3" w:semiHidden="0" w:uiPriority="66" w:unhideWhenUsed="0"/>
-    <w:lsdException w:name="Medium Grid 1 Accent 3" w:semiHidden="0" w:uiPriority="67" w:unhideWhenUsed="0"/>
-    <w:lsdException w:name="Medium Grid 2 Accent 3" w:semiHidden="0" w:uiPriority="68" w:unhideWhenUsed="0"/>
-    <w:lsdException w:name="Medium Grid 3 Accent 3" w:semiHidden="0" w:uiPriority="69" w:unhideWhenUsed="0"/>
-    <w:lsdException w:name="Dark List Accent 3" w:semiHidden="0" w:uiPriority="70" w:unhideWhenUsed="0"/>
-    <w:lsdException w:name="Colorful Shading Accent 3" w:semiHidden="0" w:uiPriority="71" w:unhideWhenUsed="0"/>
-    <w:lsdException w:name="Colorful List Accent 3" w:semiHidden="0" w:uiPriority="72" w:unhideWhenUsed="0"/>
-    <w:lsdException w:name="Colorful Grid Accent 3" w:semiHidden="0" w:uiPriority="73" w:unhideWhenUsed="0"/>
-    <w:lsdException w:name="Light Shading Accent 4" w:semiHidden="0" w:uiPriority="60" w:unhideWhenUsed="0"/>
-    <w:lsdException w:name="Light List Accent 4" w:semiHidden="0" w:uiPriority="61" w:unhideWhenUsed="0"/>
-    <w:lsdException w:name="Light Grid Accent 4" w:semiHidden="0" w:uiPriority="62" w:unhideWhenUsed="0"/>
-    <w:lsdException w:name="Medium Shading 1 Accent 4" w:semiHidden="0" w:uiPriority="63" w:unhideWhenUsed="0"/>
-    <w:lsdException w:name="Medium Shading 2 Accent 4" w:semiHidden="0" w:uiPriority="64" w:unhideWhenUsed="0"/>
-    <w:lsdException w:name="Medium List 1 Accent 4" w:semiHidden="0" w:uiPriority="65" w:unhideWhenUsed="0"/>
-    <w:lsdException w:name="Medium List 2 Accent 4" w:semiHidden="0" w:uiPriority="66" w:unhideWhenUsed="0"/>
-    <w:lsdException w:name="Medium Grid 1 Accent 4" w:semiHidden="0" w:uiPriority="67" w:unhideWhenUsed="0"/>
-    <w:lsdException w:name="Medium Grid 2 Accent 4" w:semiHidden="0" w:uiPriority="68" w:unhideWhenUsed="0"/>
-    <w:lsdException w:name="Medium Grid 3 Accent 4" w:semiHidden="0" w:uiPriority="69" w:unhideWhenUsed="0"/>
-    <w:lsdException w:name="Dark List Accent 4" w:semiHidden="0" w:uiPriority="70" w:unhideWhenUsed="0"/>
-    <w:lsdException w:name="Colorful Shading Accent 4" w:semiHidden="0" w:uiPriority="71" w:unhideWhenUsed="0"/>
-    <w:lsdException w:name="Colorful List Accent 4" w:semiHidden="0" w:uiPriority="72" w:unhideWhenUsed="0"/>
-    <w:lsdException w:name="Colorful Grid Accent 4" w:semiHidden="0" w:uiPriority="73" w:unhideWhenUsed="0"/>
-    <w:lsdException w:name="Light Shading Accent 5" w:semiHidden="0" w:uiPriority="60" w:unhideWhenUsed="0"/>
-    <w:lsdException w:name="Light List Accent 5" w:semiHidden="0" w:uiPriority="61" w:unhideWhenUsed="0"/>
-    <w:lsdException w:name="Light Grid Accent 5" w:semiHidden="0" w:uiPriority="62" w:unhideWhenUsed="0"/>
-    <w:lsdException w:name="Medium Shading 1 Accent 5" w:semiHidden="0" w:uiPriority="63" w:unhideWhenUsed="0"/>
-    <w:lsdException w:name="Medium Shading 2 Accent 5" w:semiHidden="0" w:uiPriority="64" w:unhideWhenUsed="0"/>
-    <w:lsdException w:name="Medium List 1 Accent 5" w:semiHidden="0" w:uiPriority="65" w:unhideWhenUsed="0"/>
-    <w:lsdException w:name="Medium List 2 Accent 5" w:semiHidden="0" w:uiPriority="66" w:unhideWhenUsed="0"/>
-    <w:lsdException w:name="Medium Grid 1 Accent 5" w:semiHidden="0" w:uiPriority="67" w:unhideWhenUsed="0"/>
-    <w:lsdException w:name="Medium Grid 2 Accent 5" w:semiHidden="0" w:uiPriority="68" w:unhideWhenUsed="0"/>
-    <w:lsdException w:name="Medium Grid 3 Accent 5" w:semiHidden="0" w:uiPriority="69" w:unhideWhenUsed="0"/>
-    <w:lsdException w:name="Dark List Accent 5" w:semiHidden="0" w:uiPriority="70" w:unhideWhenUsed="0"/>
-    <w:lsdException w:name="Colorful Shading Accent 5" w:semiHidden="0" w:uiPriority="71" w:unhideWhenUsed="0"/>
-    <w:lsdException w:name="Colorful List Accent 5" w:semiHidden="0" w:uiPriority="72" w:unhideWhenUsed="0"/>
-    <w:lsdException w:name="Colorful Grid Accent 5" w:semiHidden="0" w:uiPriority="73" w:unhideWhenUsed="0"/>
-    <w:lsdException w:name="Light Shading Accent 6" w:semiHidden="0" w:uiPriority="60" w:unhideWhenUsed="0"/>
-    <w:lsdException w:name="Light List Accent 6" w:semiHidden="0" w:uiPriority="61" w:unhideWhenUsed="0"/>
-    <w:lsdException w:name="Light Grid Accent 6" w:semiHidden="0" w:uiPriority="62" w:unhideWhenUsed="0"/>
-    <w:lsdException w:name="Medium Shading 1 Accent 6" w:semiHidden="0" w:uiPriority="63" w:unhideWhenUsed="0"/>
-    <w:lsdException w:name="Medium Shading 2 Accent 6" w:semiHidden="0" w:uiPriority="64" w:unhideWhenUsed="0"/>
-    <w:lsdException w:name="Medium List 1 Accent 6" w:semiHidden="0" w:uiPriority="65" w:unhideWhenUsed="0"/>
-    <w:lsdException w:name="Medium List 2 Accent 6" w:semiHidden="0" w:uiPriority="66" w:unhideWhenUsed="0"/>
-    <w:lsdException w:name="Medium Grid 1 Accent 6" w:semiHidden="0" w:uiPriority="67" w:unhideWhenUsed="0"/>
-    <w:lsdException w:name="Medium Grid 2 Accent 6" w:semiHidden="0" w:uiPriority="68" w:unhideWhenUsed="0"/>
-    <w:lsdException w:name="Medium Grid 3 Accent 6" w:semiHidden="0" w:uiPriority="69" w:unhideWhenUsed="0"/>
-    <w:lsdException w:name="Dark List Accent 6" w:semiHidden="0" w:uiPriority="70" w:unhideWhenUsed="0"/>
-    <w:lsdException w:name="Colorful Shading Accent 6" w:semiHidden="0" w:uiPriority="71" w:unhideWhenUsed="0"/>
-    <w:lsdException w:name="Colorful List Accent 6" w:semiHidden="0" w:uiPriority="72" w:unhideWhenUsed="0"/>
-    <w:lsdException w:name="Colorful Grid Accent 6" w:semiHidden="0" w:uiPriority="73" w:unhideWhenUsed="0"/>
-    <w:lsdException w:name="Subtle Emphasis" w:semiHidden="0" w:uiPriority="19" w:unhideWhenUsed="0" w:qFormat="1"/>
-    <w:lsdException w:name="Intense Emphasis" w:semiHidden="0" w:uiPriority="21" w:unhideWhenUsed="0" w:qFormat="1"/>
-    <w:lsdException w:name="Subtle Reference" w:semiHidden="0" w:uiPriority="31" w:unhideWhenUsed="0" w:qFormat="1"/>
-    <w:lsdException w:name="Intense Reference" w:semiHidden="0" w:uiPriority="32" w:unhideWhenUsed="0" w:qFormat="1"/>
-    <w:lsdException w:name="Book Title" w:semiHidden="0" w:uiPriority="33" w:unhideWhenUsed="0" w:qFormat="1"/>
-    <w:lsdException w:name="Bibliography" w:uiPriority="37"/>
-    <w:lsdException w:name="TOC Heading" w:uiPriority="39" w:qFormat="1"/>
-  </w:latentStyles>
-  <w:style w:type="paragraph" w:default="1" w:styleId="a">
-    <w:name w:val="Normal"/>
-    <w:uiPriority w:val="1"/>
-    <w:qFormat/>
-    <w:rPr>
-      <w:rFonts w:ascii="Times New Roman" w:eastAsia="Times New Roman" w:hAnsi="Times New Roman" w:cs="Times New Roman"/>
-      <w:lang w:val="ru-RU"/>
-    </w:rPr>
-  </w:style>
-  <w:style w:type="paragraph" w:styleId="1">
-    <w:name w:val="heading 1"/>
-    <w:basedOn w:val="a"/>
-    <w:uiPriority w:val="1"/>
-    <w:qFormat/>
-    <w:pPr>
-      <w:spacing w:before="1" w:line="273" w:lineRule="exact"/>
-      <w:ind w:left="3040"/>
-      <w:outlineLvl w:val="0"/>
-    </w:pPr>
-    <w:rPr>
-      <w:b/>
-      <w:bCs/>
-      <w:sz w:val="24"/>
-      <w:szCs w:val="24"/>
-    </w:rPr>
-  </w:style>
-  <w:style w:type="paragraph" w:styleId="2">
-    <w:name w:val="heading 2"/>
-    <w:basedOn w:val="a"/>
-    <w:uiPriority w:val="1"/>
-    <w:qFormat/>
-    <w:pPr>
-      <w:spacing w:before="1"/>
-      <w:ind w:left="29" w:right="830" w:hanging="881"/>
-      <w:outlineLvl w:val="1"/>
-    </w:pPr>
-    <w:rPr>
-      <w:b/>
-      <w:bCs/>
-      <w:sz w:val="23"/>
-      <w:szCs w:val="23"/>
-    </w:rPr>
-  </w:style>
-  <w:style w:type="character" w:default="1" w:styleId="a0">
-    <w:name w:val="Default Paragraph Font"/>
-    <w:uiPriority w:val="1"/>
-    <w:semiHidden/>
-    <w:unhideWhenUsed/>
-  </w:style>
-  <w:style w:type="table" w:default="1" w:styleId="a1">
-    <w:name w:val="Normal Table"/>
-    <w:uiPriority w:val="99"/>
-    <w:semiHidden/>
-    <w:unhideWhenUsed/>
-    <w:tblPr>
-      <w:tblInd w:w="0" w:type="dxa"/>
-      <w:tblCellMar>
-        <w:top w:w="0" w:type="dxa"/>
-        <w:left w:w="108" w:type="dxa"/>
-        <w:bottom w:w="0" w:type="dxa"/>
-        <w:right w:w="108" w:type="dxa"/>
-      </w:tblCellMar>
-    </w:tblPr>
-  </w:style>
-  <w:style w:type="numbering" w:default="1" w:styleId="a2">
-    <w:name w:val="No List"/>
-    <w:uiPriority w:val="99"/>
-    <w:semiHidden/>
-    <w:unhideWhenUsed/>
-  </w:style>
-  <w:style w:type="table" w:customStyle="1" w:styleId="TableNormal">
-    <w:name w:val="Table Normal"/>
-    <w:uiPriority w:val="2"/>
-    <w:semiHidden/>
-    <w:unhideWhenUsed/>
-    <w:qFormat/>
-    <w:tblPr>
-      <w:tblInd w:w="0" w:type="dxa"/>
-      <w:tblCellMar>
-        <w:top w:w="0" w:type="dxa"/>
-        <w:left w:w="0" w:type="dxa"/>
-        <w:bottom w:w="0" w:type="dxa"/>
-        <w:right w:w="0" w:type="dxa"/>
-      </w:tblCellMar>
-    </w:tblPr>
-  </w:style>
-  <w:style w:type="paragraph" w:styleId="a3">
-    <w:name w:val="Body Text"/>
-    <w:basedOn w:val="a"/>
-    <w:uiPriority w:val="1"/>
-    <w:qFormat/>
-    <w:pPr>
-      <w:ind w:left="1235"/>
-      <w:jc w:val="both"/>
-    </w:pPr>
-    <w:rPr>
-      <w:sz w:val="23"/>
-      <w:szCs w:val="23"/>
-    </w:rPr>
-  </w:style>
-  <w:style w:type="paragraph" w:styleId="a4">
-    <w:name w:val="List Paragraph"/>
-    <w:basedOn w:val="a"/>
-    <w:uiPriority w:val="1"/>
-    <w:qFormat/>
-  </w:style>
-  <w:style w:type="paragraph" w:customStyle="1" w:styleId="TableParagraph">
-    <w:name w:val="Table Paragraph"/>
-    <w:basedOn w:val="a"/>
-    <w:uiPriority w:val="1"/>
-    <w:qFormat/>
-  </w:style>
-  <w:style w:type="paragraph" w:styleId="a5">
-    <w:name w:val="Balloon Text"/>
-    <w:basedOn w:val="a"/>
-    <w:link w:val="a6"/>
-    <w:uiPriority w:val="99"/>
-    <w:semiHidden/>
-    <w:unhideWhenUsed/>
-    <w:rsid w:val="00FC7959"/>
-    <w:rPr>
-      <w:rFonts w:ascii="Tahoma" w:hAnsi="Tahoma" w:cs="Tahoma"/>
-      <w:sz w:val="16"/>
-      <w:szCs w:val="16"/>
-    </w:rPr>
-  </w:style>
-  <w:style w:type="character" w:customStyle="1" w:styleId="a6">
-    <w:name w:val="Текст выноски Знак"/>
-    <w:basedOn w:val="a0"/>
-    <w:link w:val="a5"/>
-    <w:uiPriority w:val="99"/>
-    <w:semiHidden/>
-    <w:rsid w:val="00FC7959"/>
-    <w:rPr>
-      <w:rFonts w:ascii="Tahoma" w:eastAsia="Times New Roman" w:hAnsi="Tahoma" w:cs="Tahoma"/>
-      <w:sz w:val="16"/>
-      <w:szCs w:val="16"/>
-      <w:lang w:val="ru-RU"/>
-    </w:rPr>
-  </w:style>
-</w:styles>
-</file>
-
-<file path=word/stylesWithEffects.xml><?xml version="1.0" encoding="utf-8"?>
-<w:styles xmlns:wpc="http://schemas.microsoft.com/office/word/2010/wordprocessingCanvas" xmlns:mc="http://schemas.openxmlformats.org/markup-compatibility/2006" xmlns:o="urn:schemas-microsoft-com:office:office" xmlns:r="http://schemas.openxmlformats.org/officeDocument/2006/relationships" xmlns:m="http://schemas.openxmlformats.org/officeDocument/2006/math" xmlns:v="urn:schemas-microsoft-com:vml" xmlns:wp14="http://schemas.microsoft.com/office/word/2010/wordprocessingDrawing" xmlns:wp="http://schemas.openxmlformats.org/drawingml/2006/wordprocessingDrawing" xmlns:w10="urn:schemas-microsoft-com:office:word" xmlns:w="http://schemas.openxmlformats.org/wordprocessingml/2006/main" xmlns:w14="http://schemas.microsoft.com/office/word/2010/wordml" xmlns:wpg="http://schemas.microsoft.com/office/word/2010/wordprocessingGroup" xmlns:wpi="http://schemas.microsoft.com/office/word/2010/wordprocessingInk" xmlns:wne="http://schemas.microsoft.com/office/word/2006/wordml" xmlns:wps="http://schemas.microsoft.com/office/word/2010/wordprocessingShape" mc:Ignorable="w14 wp14">
-  <w:docDefaults>
-    <w:rPrDefault>
-      <w:rPr>
-        <w:rFonts w:asciiTheme="minorHAnsi" w:eastAsiaTheme="minorHAnsi" w:hAnsiTheme="minorHAnsi" w:cstheme="minorBidi"/>
-        <w:sz w:val="22"/>
-        <w:szCs w:val="22"/>
-        <w:lang w:val="en-US" w:eastAsia="en-US" w:bidi="ar-SA"/>
-      </w:rPr>
-    </w:rPrDefault>
-    <w:pPrDefault>
-      <w:pPr>
-        <w:widowControl w:val="0"/>
-        <w:autoSpaceDE w:val="0"/>
-        <w:autoSpaceDN w:val="0"/>
-      </w:pPr>
-    </w:pPrDefault>
-  </w:docDefaults>
-  <w:latentStyles w:defLockedState="0" w:defUIPriority="99" w:defSemiHidden="1" w:defUnhideWhenUsed="1" w:defQFormat="0" w:count="267">
-    <w:lsdException w:name="Normal" w:semiHidden="0" w:uiPriority="0" w:unhideWhenUsed="0" w:qFormat="1"/>
-    <w:lsdException w:name="heading 1" w:semiHidden="0" w:uiPriority="9" w:unhideWhenUsed="0" w:qFormat="1"/>
-    <w:lsdException w:name="heading 2" w:uiPriority="9" w:qFormat="1"/>
-    <w:lsdException w:name="heading 3" w:uiPriority="9" w:qFormat="1"/>
-    <w:lsdException w:name="heading 4" w:uiPriority="9" w:qFormat="1"/>
-    <w:lsdException w:name="heading 5" w:uiPriority="9" w:qFormat="1"/>
-    <w:lsdException w:name="heading 6" w:uiPriority="9" w:qFormat="1"/>
-    <w:lsdException w:name="heading 7" w:uiPriority="9" w:qFormat="1"/>
-    <w:lsdException w:name="heading 8" w:uiPriority="9" w:qFormat="1"/>
-    <w:lsdException w:name="heading 9" w:uiPriority="9" w:qFormat="1"/>
-    <w:lsdException w:name="toc 1" w:uiPriority="39"/>
-    <w:lsdException w:name="toc 2" w:uiPriority="39"/>
-    <w:lsdException w:name="toc 3" w:uiPriority="39"/>
-    <w:lsdException w:name="toc 4" w:uiPriority="39"/>
-    <w:lsdException w:name="toc 5" w:uiPriority="39"/>
-    <w:lsdException w:name="toc 6" w:uiPriority="39"/>
-    <w:lsdException w:name="toc 7" w:uiPriority="39"/>
-    <w:lsdException w:name="toc 8" w:uiPriority="39"/>
-    <w:lsdException w:name="toc 9" w:uiPriority="39"/>
-    <w:lsdException w:name="caption" w:uiPriority="35" w:qFormat="1"/>
-    <w:lsdException w:name="Title" w:semiHidden="0" w:uiPriority="10" w:unhideWhenUsed="0" w:qFormat="1"/>
-    <w:lsdException w:name="Default Paragraph Font" w:uiPriority="1"/>
-    <w:lsdException w:name="Subtitle" w:semiHidden="0" w:uiPriority="11" w:unhideWhenUsed="0" w:qFormat="1"/>
-    <w:lsdException w:name="Strong" w:semiHidden="0" w:uiPriority="22" w:unhideWhenUsed="0" w:qFormat="1"/>
-    <w:lsdException w:name="Emphasis" w:semiHidden="0" w:uiPriority="20" w:unhideWhenUsed="0" w:qFormat="1"/>
-    <w:lsdException w:name="Table Grid" w:semiHidden="0" w:uiPriority="59" w:unhideWhenUsed="0"/>
-    <w:lsdException w:name="Placeholder Text" w:unhideWhenUsed="0"/>
-    <w:lsdException w:name="No Spacing" w:semiHidden="0" w:uiPriority="1" w:unhideWhenUsed="0" w:qFormat="1"/>
-    <w:lsdException w:name="Light Shading" w:semiHidden="0" w:uiPriority="60" w:unhideWhenUsed="0"/>
-    <w:lsdException w:name="Light List" w:semiHidden="0" w:uiPriority="61" w:unhideWhenUsed="0"/>
-    <w:lsdException w:name="Light Grid" w:semiHidden="0" w:uiPriority="62" w:unhideWhenUsed="0"/>
-    <w:lsdException w:name="Medium Shading 1" w:semiHidden="0" w:uiPriority="63" w:unhideWhenUsed="0"/>
-    <w:lsdException w:name="Medium Shading 2" w:semiHidden="0" w:uiPriority="64" w:unhideWhenUsed="0"/>
-    <w:lsdException w:name="Medium List 1" w:semiHidden="0" w:uiPriority="65" w:unhideWhenUsed="0"/>
-    <w:lsdException w:name="Medium List 2" w:semiHidden="0" w:uiPriority="66" w:unhideWhenUsed="0"/>
-    <w:lsdException w:name="Medium Grid 1" w:semiHidden="0" w:uiPriority="67" w:unhideWhenUsed="0"/>
-    <w:lsdException w:name="Medium Grid 2" w:semiHidden="0" w:uiPriority="68" w:unhideWhenUsed="0"/>
-    <w:lsdException w:name="Medium Grid 3" w:semiHidden="0" w:uiPriority="69" w:unhideWhenUsed="0"/>
-    <w:lsdException w:name="Dark List" w:semiHidden="0" w:uiPriority="70" w:unhideWhenUsed="0"/>
-    <w:lsdException w:name="Colorful Shading" w:semiHidden="0" w:uiPriority="71" w:unhideWhenUsed="0"/>
-    <w:lsdException w:name="Colorful List" w:semiHidden="0" w:uiPriority="72" w:unhideWhenUsed="0"/>
-    <w:lsdException w:name="Colorful Grid" w:semiHidden="0" w:uiPriority="73" w:unhideWhenUsed="0"/>
-    <w:lsdException w:name="Light Shading Accent 1" w:semiHidden="0" w:uiPriority="60" w:unhideWhenUsed="0"/>
-    <w:lsdException w:name="Light List Accent 1" w:semiHidden="0" w:uiPriority="61" w:unhideWhenUsed="0"/>
-    <w:lsdException w:name="Light Grid Accent 1" w:semiHidden="0" w:uiPriority="62" w:unhideWhenUsed="0"/>
-    <w:lsdException w:name="Medium Shading 1 Accent 1" w:semiHidden="0" w:uiPriority="63" w:unhideWhenUsed="0"/>
-    <w:lsdException w:name="Medium Shading 2 Accent 1" w:semiHidden="0" w:uiPriority="64" w:unhideWhenUsed="0"/>
-    <w:lsdException w:name="Medium List 1 Accent 1" w:semiHidden="0" w:uiPriority="65" w:unhideWhenUsed="0"/>
-    <w:lsdException w:name="Revision" w:unhideWhenUsed="0"/>
-    <w:lsdException w:name="List Paragraph" w:semiHidden="0" w:uiPriority="34" w:unhideWhenUsed="0" w:qFormat="1"/>
-    <w:lsdException w:name="Quote" w:semiHidden="0" w:uiPriority="29" w:unhideWhenUsed="0" w:qFormat="1"/>
-    <w:lsdException w:name="Intense Quote" w:semiHidden="0" w:uiPriority="30" w:unhideWhenUsed="0" w:qFormat="1"/>
-    <w:lsdException w:name="Medium List 2 Accent 1" w:semiHidden="0" w:uiPriority="66" w:unhideWhenUsed="0"/>
-    <w:lsdException w:name="Medium Grid 1 Accent 1" w:semiHidden="0" w:uiPriority="67" w:unhideWhenUsed="0"/>
-    <w:lsdException w:name="Medium Grid 2 Accent 1" w:semiHidden="0" w:uiPriority="68" w:unhideWhenUsed="0"/>
-    <w:lsdException w:name="Medium Grid 3 Accent 1" w:semiHidden="0" w:uiPriority="69" w:unhideWhenUsed="0"/>
-    <w:lsdException w:name="Dark List Accent 1" w:semiHidden="0" w:uiPriority="70" w:unhideWhenUsed="0"/>
-    <w:lsdException w:name="Colorful Shading Accent 1" w:semiHidden="0" w:uiPriority="71" w:unhideWhenUsed="0"/>
-    <w:lsdException w:name="Colorful List Accent 1" w:semiHidden="0" w:uiPriority="72" w:unhideWhenUsed="0"/>
-    <w:lsdException w:name="Colorful Grid Accent 1" w:semiHidden="0" w:uiPriority="73" w:unhideWhenUsed="0"/>
-    <w:lsdException w:name="Light Shading Accent 2" w:semiHidden="0" w:uiPriority="60" w:unhideWhenUsed="0"/>
-    <w:lsdException w:name="Light List Accent 2" w:semiHidden="0" w:uiPriority="61" w:unhideWhenUsed="0"/>
-    <w:lsdException w:name="Light Grid Accent 2" w:semiHidden="0" w:uiPriority="62" w:unhideWhenUsed="0"/>
-    <w:lsdException w:name="Medium Shading 1 Accent 2" w:semiHidden="0" w:uiPriority="63" w:unhideWhenUsed="0"/>
-    <w:lsdException w:name="Medium Shading 2 Accent 2" w:semiHidden="0" w:uiPriority="64" w:unhideWhenUsed="0"/>
-    <w:lsdException w:name="Medium List 1 Accent 2" w:semiHidden="0" w:uiPriority="65" w:unhideWhenUsed="0"/>
-    <w:lsdException w:name="Medium List 2 Accent 2" w:semiHidden="0" w:uiPriority="66" w:unhideWhenUsed="0"/>
-    <w:lsdException w:name="Medium Grid 1 Accent 2" w:semiHidden="0" w:uiPriority="67" w:unhideWhenUsed="0"/>
-    <w:lsdException w:name="Medium Grid 2 Accent 2" w:semiHidden="0" w:uiPriority="68" w:unhideWhenUsed="0"/>
-    <w:lsdException w:name="Medium Grid 3 Accent 2" w:semiHidden="0" w:uiPriority="69" w:unhideWhenUsed="0"/>
-    <w:lsdException w:name="Dark List Accent 2" w:semiHidden="0" w:uiPriority="70" w:unhideWhenUsed="0"/>
-    <w:lsdException w:name="Colorful Shading Accent 2" w:semiHidden="0" w:uiPriority="71" w:unhideWhenUsed="0"/>
-    <w:lsdException w:name="Colorful List Accent 2" w:semiHidden="0" w:uiPriority="72" w:unhideWhenUsed="0"/>
-    <w:lsdException w:name="Colorful Grid Accent 2" w:semiHidden="0" w:uiPriority="73" w:unhideWhenUsed="0"/>
-    <w:lsdException w:name="Light Shading Accent 3" w:semiHidden="0" w:uiPriority="60" w:unhideWhenUsed="0"/>
-    <w:lsdException w:name="Light List Accent 3" w:semiHidden="0" w:uiPriority="61" w:unhideWhenUsed="0"/>
-    <w:lsdException w:name="Light Grid Accent 3" w:semiHidden="0" w:uiPriority="62" w:unhideWhenUsed="0"/>
-    <w:lsdException w:name="Medium Shading 1 Accent 3" w:semiHidden="0" w:uiPriority="63" w:unhideWhenUsed="0"/>
-    <w:lsdException w:name="Medium Shading 2 Accent 3" w:semiHidden="0" w:uiPriority="64" w:unhideWhenUsed="0"/>
-    <w:lsdException w:name="Medium List 1 Accent 3" w:semiHidden="0" w:uiPriority="65" w:unhideWhenUsed="0"/>
-    <w:lsdException w:name="Medium List 2 Accent 3" w:semiHidden="0" w:uiPriority="66" w:unhideWhenUsed="0"/>
-    <w:lsdException w:name="Medium Grid 1 Accent 3" w:semiHidden="0" w:uiPriority="67" w:unhideWhenUsed="0"/>
-    <w:lsdException w:name="Medium Grid 2 Accent 3" w:semiHidden="0" w:uiPriority="68" w:unhideWhenUsed="0"/>
-    <w:lsdException w:name="Medium Grid 3 Accent 3" w:semiHidden="0" w:uiPriority="69" w:unhideWhenUsed="0"/>
-    <w:lsdException w:name="Dark List Accent 3" w:semiHidden="0" w:uiPriority="70" w:unhideWhenUsed="0"/>
-    <w:lsdException w:name="Colorful Shading Accent 3" w:semiHidden="0" w:uiPriority="71" w:unhideWhenUsed="0"/>
-    <w:lsdException w:name="Colorful List Accent 3" w:semiHidden="0" w:uiPriority="72" w:unhideWhenUsed="0"/>
-    <w:lsdException w:name="Colorful Grid Accent 3" w:semiHidden="0" w:uiPriority="73" w:unhideWhenUsed="0"/>
-    <w:lsdException w:name="Light Shading Accent 4" w:semiHidden="0" w:uiPriority="60" w:unhideWhenUsed="0"/>
-    <w:lsdException w:name="Light List Accent 4" w:semiHidden="0" w:uiPriority="61" w:unhideWhenUsed="0"/>
-    <w:lsdException w:name="Light Grid Accent 4" w:semiHidden="0" w:uiPriority="62" w:unhideWhenUsed="0"/>
-    <w:lsdException w:name="Medium Shading 1 Accent 4" w:semiHidden="0" w:uiPriority="63" w:unhideWhenUsed="0"/>
-    <w:lsdException w:name="Medium Shading 2 Accent 4" w:semiHidden="0" w:uiPriority="64" w:unhideWhenUsed="0"/>
-    <w:lsdException w:name="Medium List 1 Accent 4" w:semiHidden="0" w:uiPriority="65" w:unhideWhenUsed="0"/>
-    <w:lsdException w:name="Medium List 2 Accent 4" w:semiHidden="0" w:uiPriority="66" w:unhideWhenUsed="0"/>
-    <w:lsdException w:name="Medium Grid 1 Accent 4" w:semiHidden="0" w:uiPriority="67" w:unhideWhenUsed="0"/>
-    <w:lsdException w:name="Medium Grid 2 Accent 4" w:semiHidden="0" w:uiPriority="68" w:unhideWhenUsed="0"/>
-    <w:lsdException w:name="Medium Grid 3 Accent 4" w:semiHidden="0" w:uiPriority="69" w:unhideWhenUsed="0"/>
-    <w:lsdException w:name="Dark List Accent 4" w:semiHidden="0" w:uiPriority="70" w:unhideWhenUsed="0"/>
-    <w:lsdException w:name="Colorful Shading Accent 4" w:semiHidden="0" w:uiPriority="71" w:unhideWhenUsed="0"/>
-    <w:lsdException w:name="Colorful List Accent 4" w:semiHidden="0" w:uiPriority="72" w:unhideWhenUsed="0"/>
-    <w:lsdException w:name="Colorful Grid Accent 4" w:semiHidden="0" w:uiPriority="73" w:unhideWhenUsed="0"/>
-    <w:lsdException w:name="Light Shading Accent 5" w:semiHidden="0" w:uiPriority="60" w:unhideWhenUsed="0"/>
-    <w:lsdException w:name="Light List Accent 5" w:semiHidden="0" w:uiPriority="61" w:unhideWhenUsed="0"/>
-    <w:lsdException w:name="Light Grid Accent 5" w:semiHidden="0" w:uiPriority="62" w:unhideWhenUsed="0"/>
-    <w:lsdException w:name="Medium Shading 1 Accent 5" w:semiHidden="0" w:uiPriority="63" w:unhideWhenUsed="0"/>
-    <w:lsdException w:name="Medium Shading 2 Accent 5" w:semiHidden="0" w:uiPriority="64" w:unhideWhenUsed="0"/>
-    <w:lsdException w:name="Medium List 1 Accent 5" w:semiHidden="0" w:uiPriority="65" w:unhideWhenUsed="0"/>
-    <w:lsdException w:name="Medium List 2 Accent 5" w:semiHidden="0" w:uiPriority="66" w:unhideWhenUsed="0"/>
-    <w:lsdException w:name="Medium Grid 1 Accent 5" w:semiHidden="0" w:uiPriority="67" w:unhideWhenUsed="0"/>
-    <w:lsdException w:name="Medium Grid 2 Accent 5" w:semiHidden="0" w:uiPriority="68" w:unhideWhenUsed="0"/>
-    <w:lsdException w:name="Medium Grid 3 Accent 5" w:semiHidden="0" w:uiPriority="69" w:unhideWhenUsed="0"/>
-    <w:lsdException w:name="Dark List Accent 5" w:semiHidden="0" w:uiPriority="70" w:unhideWhenUsed="0"/>
-    <w:lsdException w:name="Colorful Shading Accent 5" w:semiHidden="0" w:uiPriority="71" w:unhideWhenUsed="0"/>
-    <w:lsdException w:name="Colorful List Accent 5" w:semiHidden="0" w:uiPriority="72" w:unhideWhenUsed="0"/>
-    <w:lsdException w:name="Colorful Grid Accent 5" w:semiHidden="0" w:uiPriority="73" w:unhideWhenUsed="0"/>
-    <w:lsdException w:name="Light Shading Accent 6" w:semiHidden="0" w:uiPriority="60" w:unhideWhenUsed="0"/>
-    <w:lsdException w:name="Light List Accent 6" w:semiHidden="0" w:uiPriority="61" w:unhideWhenUsed="0"/>
-    <w:lsdException w:name="Light Grid Accent 6" w:semiHidden="0" w:uiPriority="62" w:unhideWhenUsed="0"/>
-    <w:lsdException w:name="Medium Shading 1 Accent 6" w:semiHidden="0" w:uiPriority="63" w:unhideWhenUsed="0"/>
-    <w:lsdException w:name="Medium Shading 2 Accent 6" w:semiHidden="0" w:uiPriority="64" w:unhideWhenUsed="0"/>
-    <w:lsdException w:name="Medium List 1 Accent 6" w:semiHidden="0" w:uiPriority="65" w:unhideWhenUsed="0"/>
-    <w:lsdException w:name="Medium List 2 Accent 6" w:semiHidden="0" w:uiPriority="66" w:unhideWhenUsed="0"/>
-    <w:lsdException w:name="Medium Grid 1 Accent 6" w:semiHidden="0" w:uiPriority="67" w:unhideWhenUsed="0"/>
-    <w:lsdException w:name="Medium Grid 2 Accent 6" w:semiHidden="0" w:uiPriority="68" w:unhideWhenUsed="0"/>
-    <w:lsdException w:name="Medium Grid 3 Accent 6" w:semiHidden="0" w:uiPriority="69" w:unhideWhenUsed="0"/>
-    <w:lsdException w:name="Dark List Accent 6" w:semiHidden="0" w:uiPriority="70" w:unhideWhenUsed="0"/>
-    <w:lsdException w:name="Colorful Shading Accent 6" w:semiHidden="0" w:uiPriority="71" w:unhideWhenUsed="0"/>
-    <w:lsdException w:name="Colorful List Accent 6" w:semiHidden="0" w:uiPriority="72" w:unhideWhenUsed="0"/>
-    <w:lsdException w:name="Colorful Grid Accent 6" w:semiHidden="0" w:uiPriority="73" w:unhideWhenUsed="0"/>
-    <w:lsdException w:name="Subtle Emphasis" w:semiHidden="0" w:uiPriority="19" w:unhideWhenUsed="0" w:qFormat="1"/>
-    <w:lsdException w:name="Intense Emphasis" w:semiHidden="0" w:uiPriority="21" w:unhideWhenUsed="0" w:qFormat="1"/>
-    <w:lsdException w:name="Subtle Reference" w:semiHidden="0" w:uiPriority="31" w:unhideWhenUsed="0" w:qFormat="1"/>
-    <w:lsdException w:name="Intense Reference" w:semiHidden="0" w:uiPriority="32" w:unhideWhenUsed="0" w:qFormat="1"/>
-    <w:lsdException w:name="Book Title" w:semiHidden="0" w:uiPriority="33" w:unhideWhenUsed="0" w:qFormat="1"/>
-    <w:lsdException w:name="Bibliography" w:uiPriority="37"/>
-    <w:lsdException w:name="TOC Heading" w:uiPriority="39" w:qFormat="1"/>
+  <w:latentStyles w:defLockedState="0" w:defUIPriority="99" w:defSemiHidden="0" w:defUnhideWhenUsed="0" w:defQFormat="0" w:count="376">
+    <w:lsdException w:name="Normal" w:uiPriority="0" w:qFormat="1"/>
+    <w:lsdException w:name="heading 1" w:uiPriority="9" w:qFormat="1"/>
+    <w:lsdException w:name="heading 2" w:semiHidden="1" w:uiPriority="9" w:unhideWhenUsed="1" w:qFormat="1"/>
+    <w:lsdException w:name="heading 3" w:semiHidden="1" w:uiPriority="9" w:unhideWhenUsed="1" w:qFormat="1"/>
+    <w:lsdException w:name="heading 4" w:semiHidden="1" w:uiPriority="9" w:unhideWhenUsed="1" w:qFormat="1"/>
+    <w:lsdException w:name="heading 5" w:semiHidden="1" w:uiPriority="9" w:unhideWhenUsed="1" w:qFormat="1"/>
+    <w:lsdException w:name="heading 6" w:semiHidden="1" w:uiPriority="9" w:unhideWhenUsed="1" w:qFormat="1"/>
+    <w:lsdException w:name="heading 7" w:semiHidden="1" w:uiPriority="9" w:unhideWhenUsed="1" w:qFormat="1"/>
+    <w:lsdException w:name="heading 8" w:semiHidden="1" w:uiPriority="9" w:unhideWhenUsed="1" w:qFormat="1"/>
+    <w:lsdException w:name="heading 9" w:semiHidden="1" w:uiPriority="9" w:unhideWhenUsed="1" w:qFormat="1"/>
+    <w:lsdException w:name="index 1" w:semiHidden="1" w:unhideWhenUsed="1"/>
+    <w:lsdException w:name="index 2" w:semiHidden="1" w:unhideWhenUsed="1"/>
+    <w:lsdException w:name="index 3" w:semiHidden="1" w:unhideWhenUsed="1"/>
+    <w:lsdException w:name="index 4" w:semiHidden="1" w:unhideWhenUsed="1"/>
+    <w:lsdException w:name="index 5" w:semiHidden="1" w:unhideWhenUsed="1"/>
+    <w:lsdException w:name="index 6" w:semiHidden="1" w:unhideWhenUsed="1"/>
+    <w:lsdException w:name="index 7" w:semiHidden="1" w:unhideWhenUsed="1"/>
+    <w:lsdException w:name="index 8" w:semiHidden="1" w:unhideWhenUsed="1"/>
+    <w:lsdException w:name="index 9" w:semiHidden="1" w:unhideWhenUsed="1"/>
+    <w:lsdException w:name="toc 1" w:semiHidden="1" w:uiPriority="39" w:unhideWhenUsed="1"/>
+    <w:lsdException w:name="toc 2" w:semiHidden="1" w:uiPriority="39" w:unhideWhenUsed="1"/>
+    <w:lsdException w:name="toc 3" w:semiHidden="1" w:uiPriority="39" w:unhideWhenUsed="1"/>
+    <w:lsdException w:name="toc 4" w:semiHidden="1" w:uiPriority="39" w:unhideWhenUsed="1"/>
+    <w:lsdException w:name="toc 5" w:semiHidden="1" w:uiPriority="39" w:unhideWhenUsed="1"/>
+    <w:lsdException w:name="toc 6" w:semiHidden="1" w:uiPriority="39" w:unhideWhenUsed="1"/>
+    <w:lsdException w:name="toc 7" w:semiHidden="1" w:uiPriority="39" w:unhideWhenUsed="1"/>
+    <w:lsdException w:name="toc 8" w:semiHidden="1" w:uiPriority="39" w:unhideWhenUsed="1"/>
+    <w:lsdException w:name="toc 9" w:semiHidden="1" w:uiPriority="39" w:unhideWhenUsed="1"/>
+    <w:lsdException w:name="Normal Indent" w:semiHidden="1" w:unhideWhenUsed="1"/>
+    <w:lsdException w:name="footnote text" w:semiHidden="1" w:unhideWhenUsed="1"/>
+    <w:lsdException w:name="annotation text" w:semiHidden="1" w:unhideWhenUsed="1"/>
+    <w:lsdException w:name="header" w:semiHidden="1" w:unhideWhenUsed="1"/>
+    <w:lsdException w:name="footer" w:semiHidden="1" w:unhideWhenUsed="1"/>
+    <w:lsdException w:name="index heading" w:semiHidden="1" w:unhideWhenUsed="1"/>
+    <w:lsdException w:name="caption" w:semiHidden="1" w:uiPriority="35" w:unhideWhenUsed="1" w:qFormat="1"/>
+    <w:lsdException w:name="table of figures" w:semiHidden="1" w:unhideWhenUsed="1"/>
+    <w:lsdException w:name="envelope address" w:semiHidden="1" w:unhideWhenUsed="1"/>
+    <w:lsdException w:name="envelope return" w:semiHidden="1" w:unhideWhenUsed="1"/>
+    <w:lsdException w:name="footnote reference" w:semiHidden="1" w:unhideWhenUsed="1"/>
+    <w:lsdException w:name="annotation reference" w:semiHidden="1" w:unhideWhenUsed="1"/>
+    <w:lsdException w:name="line number" w:semiHidden="1" w:unhideWhenUsed="1"/>
+    <w:lsdException w:name="page number" w:semiHidden="1" w:unhideWhenUsed="1"/>
+    <w:lsdException w:name="endnote reference" w:semiHidden="1" w:unhideWhenUsed="1"/>
+    <w:lsdException w:name="endnote text" w:semiHidden="1" w:unhideWhenUsed="1"/>
+    <w:lsdException w:name="table of authorities" w:semiHidden="1" w:unhideWhenUsed="1"/>
+    <w:lsdException w:name="macro" w:semiHidden="1" w:unhideWhenUsed="1"/>
+    <w:lsdException w:name="toa heading" w:semiHidden="1" w:unhideWhenUsed="1"/>
+    <w:lsdException w:name="List" w:semiHidden="1" w:unhideWhenUsed="1"/>
+    <w:lsdException w:name="List Bullet" w:semiHidden="1" w:unhideWhenUsed="1"/>
+    <w:lsdException w:name="List Number" w:semiHidden="1" w:unhideWhenUsed="1"/>
+    <w:lsdException w:name="List 2" w:semiHidden="1" w:unhideWhenUsed="1"/>
+    <w:lsdException w:name="List 3" w:semiHidden="1" w:unhideWhenUsed="1"/>
+    <w:lsdException w:name="List 4" w:semiHidden="1" w:unhideWhenUsed="1"/>
+    <w:lsdException w:name="List 5" w:semiHidden="1" w:unhideWhenUsed="1"/>
+    <w:lsdException w:name="List Bullet 2" w:semiHidden="1" w:unhideWhenUsed="1"/>
+    <w:lsdException w:name="List Bullet 3" w:semiHidden="1" w:unhideWhenUsed="1"/>
+    <w:lsdException w:name="List Bullet 4" w:semiHidden="1" w:unhideWhenUsed="1"/>
+    <w:lsdException w:name="List Bullet 5" w:semiHidden="1" w:unhideWhenUsed="1"/>
+    <w:lsdException w:name="List Number 2" w:semiHidden="1" w:unhideWhenUsed="1"/>
+    <w:lsdException w:name="List Number 3" w:semiHidden="1" w:unhideWhenUsed="1"/>
+    <w:lsdException w:name="List Number 4" w:semiHidden="1" w:unhideWhenUsed="1"/>
+    <w:lsdException w:name="List Number 5" w:semiHidden="1" w:unhideWhenUsed="1"/>
+    <w:lsdException w:name="Title" w:uiPriority="10" w:qFormat="1"/>
+    <w:lsdException w:name="Closing" w:semiHidden="1" w:unhideWhenUsed="1"/>
+    <w:lsdException w:name="Signature" w:semiHidden="1" w:unhideWhenUsed="1"/>
+    <w:lsdException w:name="Default Paragraph Font" w:semiHidden="1" w:uiPriority="1" w:unhideWhenUsed="1"/>
+    <w:lsdException w:name="Body Text" w:semiHidden="1" w:unhideWhenUsed="1"/>
+    <w:lsdException w:name="Body Text Indent" w:semiHidden="1" w:unhideWhenUsed="1"/>
+    <w:lsdException w:name="List Continue" w:semiHidden="1" w:unhideWhenUsed="1"/>
+    <w:lsdException w:name="List Continue 2" w:semiHidden="1" w:unhideWhenUsed="1"/>
+    <w:lsdException w:name="List Continue 3" w:semiHidden="1" w:unhideWhenUsed="1"/>
+    <w:lsdException w:name="List Continue 4" w:semiHidden="1" w:unhideWhenUsed="1"/>
+    <w:lsdException w:name="List Continue 5" w:semiHidden="1" w:unhideWhenUsed="1"/>
+    <w:lsdException w:name="Message Header" w:semiHidden="1" w:unhideWhenUsed="1"/>
+    <w:lsdException w:name="Subtitle" w:uiPriority="11" w:qFormat="1"/>
+    <w:lsdException w:name="Salutation" w:semiHidden="1" w:unhideWhenUsed="1"/>
+    <w:lsdException w:name="Date" w:semiHidden="1" w:unhideWhenUsed="1"/>
+    <w:lsdException w:name="Body Text First Indent" w:semiHidden="1" w:unhideWhenUsed="1"/>
+    <w:lsdException w:name="Body Text First Indent 2" w:semiHidden="1" w:unhideWhenUsed="1"/>
+    <w:lsdException w:name="Note Heading" w:semiHidden="1" w:unhideWhenUsed="1"/>
+    <w:lsdException w:name="Body Text 2" w:semiHidden="1" w:unhideWhenUsed="1"/>
+    <w:lsdException w:name="Body Text 3" w:semiHidden="1" w:unhideWhenUsed="1"/>
+    <w:lsdException w:name="Body Text Indent 2" w:semiHidden="1" w:unhideWhenUsed="1"/>
+    <w:lsdException w:name="Body Text Indent 3" w:semiHidden="1" w:unhideWhenUsed="1"/>
+    <w:lsdException w:name="Block Text" w:semiHidden="1" w:unhideWhenUsed="1"/>
+    <w:lsdException w:name="Hyperlink" w:semiHidden="1" w:unhideWhenUsed="1"/>
+    <w:lsdException w:name="FollowedHyperlink" w:semiHidden="1" w:unhideWhenUsed="1"/>
+    <w:lsdException w:name="Strong" w:uiPriority="22" w:qFormat="1"/>
+    <w:lsdException w:name="Emphasis" w:uiPriority="20" w:qFormat="1"/>
+    <w:lsdException w:name="Document Map" w:semiHidden="1" w:unhideWhenUsed="1"/>
+    <w:lsdException w:name="Plain Text" w:semiHidden="1" w:unhideWhenUsed="1"/>
+    <w:lsdException w:name="E-mail Signature" w:semiHidden="1" w:unhideWhenUsed="1"/>
+    <w:lsdException w:name="HTML Top of Form" w:semiHidden="1" w:unhideWhenUsed="1"/>
+    <w:lsdException w:name="HTML Bottom of Form" w:semiHidden="1" w:unhideWhenUsed="1"/>
+    <w:lsdException w:name="Normal (Web)" w:semiHidden="1" w:unhideWhenUsed="1"/>
+    <w:lsdException w:name="HTML Acronym" w:semiHidden="1" w:unhideWhenUsed="1"/>
+    <w:lsdException w:name="HTML Address" w:semiHidden="1" w:unhideWhenUsed="1"/>
+    <w:lsdException w:name="HTML Cite" w:semiHidden="1" w:unhideWhenUsed="1"/>
+    <w:lsdException w:name="HTML Code" w:semiHidden="1" w:unhideWhenUsed="1"/>
+    <w:lsdException w:name="HTML Definition" w:semiHidden="1" w:unhideWhenUsed="1"/>
+    <w:lsdException w:name="HTML Keyboard" w:semiHidden="1" w:unhideWhenUsed="1"/>
+    <w:lsdException w:name="HTML Preformatted" w:semiHidden="1" w:unhideWhenUsed="1"/>
+    <w:lsdException w:name="HTML Sample" w:semiHidden="1" w:unhideWhenUsed="1"/>
+    <w:lsdException w:name="HTML Typewriter" w:semiHidden="1" w:unhideWhenUsed="1"/>
+    <w:lsdException w:name="HTML Variable" w:semiHidden="1" w:unhideWhenUsed="1"/>
+    <w:lsdException w:name="Normal Table" w:semiHidden="1" w:unhideWhenUsed="1"/>
+    <w:lsdException w:name="annotation subject" w:semiHidden="1" w:unhideWhenUsed="1"/>
+    <w:lsdException w:name="No List" w:semiHidden="1" w:unhideWhenUsed="1"/>
+    <w:lsdException w:name="Outline List 1" w:semiHidden="1" w:unhideWhenUsed="1"/>
+    <w:lsdException w:name="Outline List 2" w:semiHidden="1" w:unhideWhenUsed="1"/>
+    <w:lsdException w:name="Outline List 3" w:semiHidden="1" w:unhideWhenUsed="1"/>
+    <w:lsdException w:name="Table Simple 1" w:semiHidden="1" w:unhideWhenUsed="1"/>
+    <w:lsdException w:name="Table Simple 2" w:semiHidden="1" w:unhideWhenUsed="1"/>
+    <w:lsdException w:name="Table Simple 3" w:semiHidden="1" w:unhideWhenUsed="1"/>
+    <w:lsdException w:name="Table Classic 1" w:semiHidden="1" w:unhideWhenUsed="1"/>
+    <w:lsdException w:name="Table Classic 2" w:semiHidden="1" w:unhideWhenUsed="1"/>
+    <w:lsdException w:name="Table Classic 3" w:semiHidden="1" w:unhideWhenUsed="1"/>
+    <w:lsdException w:name="Table Classic 4" w:semiHidden="1" w:unhideWhenUsed="1"/>
+    <w:lsdException w:name="Table Colorful 1" w:semiHidden="1" w:unhideWhenUsed="1"/>
+    <w:lsdException w:name="Table Colorful 2" w:semiHidden="1" w:unhideWhenUsed="1"/>
+    <w:lsdException w:name="Table Colorful 3" w:semiHidden="1" w:unhideWhenUsed="1"/>
+    <w:lsdException w:name="Table Columns 1" w:semiHidden="1" w:unhideWhenUsed="1"/>
+    <w:lsdException w:name="Table Columns 2" w:semiHidden="1" w:unhideWhenUsed="1"/>
+    <w:lsdException w:name="Table Columns 3" w:semiHidden="1" w:unhideWhenUsed="1"/>
+    <w:lsdException w:name="Table Columns 4" w:semiHidden="1" w:unhideWhenUsed="1"/>
+    <w:lsdException w:name="Table Columns 5" w:semiHidden="1" w:unhideWhenUsed="1"/>
+    <w:lsdException w:name="Table Grid 1" w:semiHidden="1" w:unhideWhenUsed="1"/>
+    <w:lsdException w:name="Table Grid 2" w:semiHidden="1" w:unhideWhenUsed="1"/>
+    <w:lsdException w:name="Table Grid 3" w:semiHidden="1" w:unhideWhenUsed="1"/>
+    <w:lsdException w:name="Table Grid 4" w:semiHidden="1" w:unhideWhenUsed="1"/>
+    <w:lsdException w:name="Table Grid 5" w:semiHidden="1" w:unhideWhenUsed="1"/>
+    <w:lsdException w:name="Table Grid 6" w:semiHidden="1" w:unhideWhenUsed="1"/>
+    <w:lsdException w:name="Table Grid 7" w:semiHidden="1" w:unhideWhenUsed="1"/>
+    <w:lsdException w:name="Table Grid 8" w:semiHidden="1" w:unhideWhenUsed="1"/>
+    <w:lsdException w:name="Table List 1" w:semiHidden="1" w:unhideWhenUsed="1"/>
+    <w:lsdException w:name="Table List 2" w:semiHidden="1" w:unhideWhenUsed="1"/>
+    <w:lsdException w:name="Table List 3" w:semiHidden="1" w:unhideWhenUsed="1"/>
+    <w:lsdException w:name="Table List 4" w:semiHidden="1" w:unhideWhenUsed="1"/>
+    <w:lsdException w:name="Table List 5" w:semiHidden="1" w:unhideWhenUsed="1"/>
+    <w:lsdException w:name="Table List 6" w:semiHidden="1" w:unhideWhenUsed="1"/>
+    <w:lsdException w:name="Table List 7" w:semiHidden="1" w:unhideWhenUsed="1"/>
+    <w:lsdException w:name="Table List 8" w:semiHidden="1" w:unhideWhenUsed="1"/>
+    <w:lsdException w:name="Table 3D effects 1" w:semiHidden="1" w:unhideWhenUsed="1"/>
+    <w:lsdException w:name="Table 3D effects 2" w:semiHidden="1" w:unhideWhenUsed="1"/>
+    <w:lsdException w:name="Table 3D effects 3" w:semiHidden="1" w:unhideWhenUsed="1"/>
+    <w:lsdException w:name="Table Contemporary" w:semiHidden="1" w:unhideWhenUsed="1"/>
+    <w:lsdException w:name="Table Elegant" w:semiHidden="1" w:unhideWhenUsed="1"/>
+    <w:lsdException w:name="Table Professional" w:semiHidden="1" w:unhideWhenUsed="1"/>
+    <w:lsdException w:name="Table Subtle 1" w:semiHidden="1" w:unhideWhenUsed="1"/>
+    <w:lsdException w:name="Table Subtle 2" w:semiHidden="1" w:unhideWhenUsed="1"/>
+    <w:lsdException w:name="Table Web 1" w:semiHidden="1" w:unhideWhenUsed="1"/>
+    <w:lsdException w:name="Table Web 2" w:semiHidden="1" w:unhideWhenUsed="1"/>
+    <w:lsdException w:name="Table Web 3" w:semiHidden="1" w:unhideWhenUsed="1"/>
+    <w:lsdException w:name="Balloon Text" w:semiHidden="1" w:unhideWhenUsed="1"/>
+    <w:lsdException w:name="Table Grid" w:semiHidden="1" w:uiPriority="59" w:unhideWhenUsed="1"/>
+    <w:lsdException w:name="Table Theme" w:semiHidden="1" w:unhideWhenUsed="1"/>
+    <w:lsdException w:name="Placeholder Text" w:semiHidden="1"/>
+    <w:lsdException w:name="No Spacing" w:uiPriority="1" w:qFormat="1"/>
+    <w:lsdException w:name="Light Shading" w:uiPriority="60"/>
+    <w:lsdException w:name="Light List" w:uiPriority="61"/>
+    <w:lsdException w:name="Light Grid" w:uiPriority="62"/>
+    <w:lsdException w:name="Medium Shading 1" w:uiPriority="63"/>
+    <w:lsdException w:name="Medium Shading 2" w:uiPriority="64"/>
+    <w:lsdException w:name="Medium List 1" w:uiPriority="65"/>
+    <w:lsdException w:name="Medium List 2" w:uiPriority="66"/>
+    <w:lsdException w:name="Medium Grid 1" w:uiPriority="67"/>
+    <w:lsdException w:name="Medium Grid 2" w:uiPriority="68"/>
+    <w:lsdException w:name="Medium Grid 3" w:uiPriority="69"/>
+    <w:lsdException w:name="Dark List" w:uiPriority="70"/>
+    <w:lsdException w:name="Colorful Shading" w:uiPriority="71"/>
+    <w:lsdException w:name="Colorful List" w:uiPriority="72"/>
+    <w:lsdException w:name="Colorful Grid" w:uiPriority="73"/>
+    <w:lsdException w:name="Light Shading Accent 1" w:uiPriority="60"/>
+    <w:lsdException w:name="Light List Accent 1" w:uiPriority="61"/>
+    <w:lsdException w:name="Light Grid Accent 1" w:uiPriority="62"/>
+    <w:lsdException w:name="Medium Shading 1 Accent 1" w:uiPriority="63"/>
+    <w:lsdException w:name="Medium Shading 2 Accent 1" w:uiPriority="64"/>
+    <w:lsdException w:name="Medium List 1 Accent 1" w:uiPriority="65"/>
+    <w:lsdException w:name="Revision" w:semiHidden="1"/>
+    <w:lsdException w:name="List Paragraph" w:uiPriority="34" w:qFormat="1"/>
+    <w:lsdException w:name="Quote" w:uiPriority="29" w:qFormat="1"/>
+    <w:lsdException w:name="Intense Quote" w:uiPriority="30" w:qFormat="1"/>
+    <w:lsdException w:name="Medium List 2 Accent 1" w:uiPriority="66"/>
+    <w:lsdException w:name="Medium Grid 1 Accent 1" w:uiPriority="67"/>
+    <w:lsdException w:name="Medium Grid 2 Accent 1" w:uiPriority="68"/>
+    <w:lsdException w:name="Medium Grid 3 Accent 1" w:uiPriority="69"/>
+    <w:lsdException w:name="Dark List Accent 1" w:uiPriority="70"/>
+    <w:lsdException w:name="Colorful Shading Accent 1" w:uiPriority="71"/>
+    <w:lsdException w:name="Colorful List Accent 1" w:uiPriority="72"/>
+    <w:lsdException w:name="Colorful Grid Accent 1" w:uiPriority="73"/>
+    <w:lsdException w:name="Light Shading Accent 2" w:uiPriority="60"/>
+    <w:lsdException w:name="Light List Accent 2" w:uiPriority="61"/>
+    <w:lsdException w:name="Light Grid Accent 2" w:uiPriority="62"/>
+    <w:lsdException w:name="Medium Shading 1 Accent 2" w:uiPriority="63"/>
+    <w:lsdException w:name="Medium Shading 2 Accent 2" w:uiPriority="64"/>
+    <w:lsdException w:name="Medium List 1 Accent 2" w:uiPriority="65"/>
+    <w:lsdException w:name="Medium List 2 Accent 2" w:uiPriority="66"/>
+    <w:lsdException w:name="Medium Grid 1 Accent 2" w:uiPriority="67"/>
+    <w:lsdException w:name="Medium Grid 2 Accent 2" w:uiPriority="68"/>
+    <w:lsdException w:name="Medium Grid 3 Accent 2" w:uiPriority="69"/>
+    <w:lsdException w:name="Dark List Accent 2" w:uiPriority="70"/>
+    <w:lsdException w:name="Colorful Shading Accent 2" w:uiPriority="71"/>
+    <w:lsdException w:name="Colorful List Accent 2" w:uiPriority="72"/>
+    <w:lsdException w:name="Colorful Grid Accent 2" w:uiPriority="73"/>
+    <w:lsdException w:name="Light Shading Accent 3" w:uiPriority="60"/>
+    <w:lsdException w:name="Light List Accent 3" w:uiPriority="61"/>
+    <w:lsdException w:name="Light Grid Accent 3" w:uiPriority="62"/>
+    <w:lsdException w:name="Medium Shading 1 Accent 3" w:uiPriority="63"/>
+    <w:lsdException w:name="Medium Shading 2 Accent 3" w:uiPriority="64"/>
+    <w:lsdException w:name="Medium List 1 Accent 3" w:uiPriority="65"/>
+    <w:lsdException w:name="Medium List 2 Accent 3" w:uiPriority="66"/>
+    <w:lsdException w:name="Medium Grid 1 Accent 3" w:uiPriority="67"/>
+    <w:lsdException w:name="Medium Grid 2 Accent 3" w:uiPriority="68"/>
+    <w:lsdException w:name="Medium Grid 3 Accent 3" w:uiPriority="69"/>
+    <w:lsdException w:name="Dark List Accent 3" w:uiPriority="70"/>
+    <w:lsdException w:name="Colorful Shading Accent 3" w:uiPriority="71"/>
+    <w:lsdException w:name="Colorful List Accent 3" w:uiPriority="72"/>
+    <w:lsdException w:name="Colorful Grid Accent 3" w:uiPriority="73"/>
+    <w:lsdException w:name="Light Shading Accent 4" w:uiPriority="60"/>
+    <w:lsdException w:name="Light List Accent 4" w:uiPriority="61"/>
+    <w:lsdException w:name="Light Grid Accent 4" w:uiPriority="62"/>
+    <w:lsdException w:name="Medium Shading 1 Accent 4" w:uiPriority="63"/>
+    <w:lsdException w:name="Medium Shading 2 Accent 4" w:uiPriority="64"/>
+    <w:lsdException w:name="Medium List 1 Accent 4" w:uiPriority="65"/>
+    <w:lsdException w:name="Medium List 2 Accent 4" w:uiPriority="66"/>
+    <w:lsdException w:name="Medium Grid 1 Accent 4" w:uiPriority="67"/>
+    <w:lsdException w:name="Medium Grid 2 Accent 4" w:uiPriority="68"/>
+    <w:lsdException w:name="Medium Grid 3 Accent 4" w:uiPriority="69"/>
+    <w:lsdException w:name="Dark List Accent 4" w:uiPriority="70"/>
+    <w:lsdException w:name="Colorful Shading Accent 4" w:uiPriority="71"/>
+    <w:lsdException w:name="Colorful List Accent 4" w:uiPriority="72"/>
+    <w:lsdException w:name="Colorful Grid Accent 4" w:uiPriority="73"/>
+    <w:lsdException w:name="Light Shading Accent 5" w:uiPriority="60"/>
+    <w:lsdException w:name="Light List Accent 5" w:uiPriority="61"/>
+    <w:lsdException w:name="Light Grid Accent 5" w:uiPriority="62"/>
+    <w:lsdException w:name="Medium Shading 1 Accent 5" w:uiPriority="63"/>
+    <w:lsdException w:name="Medium Shading 2 Accent 5" w:uiPriority="64"/>
+    <w:lsdException w:name="Medium List 1 Accent 5" w:uiPriority="65"/>
+    <w:lsdException w:name="Medium List 2 Accent 5" w:uiPriority="66"/>
+    <w:lsdException w:name="Medium Grid 1 Accent 5" w:uiPriority="67"/>
+    <w:lsdException w:name="Medium Grid 2 Accent 5" w:uiPriority="68"/>
+    <w:lsdException w:name="Medium Grid 3 Accent 5" w:uiPriority="69"/>
+    <w:lsdException w:name="Dark List Accent 5" w:uiPriority="70"/>
+    <w:lsdException w:name="Colorful Shading Accent 5" w:uiPriority="71"/>
+    <w:lsdException w:name="Colorful List Accent 5" w:uiPriority="72"/>
+    <w:lsdException w:name="Colorful Grid Accent 5" w:uiPriority="73"/>
+    <w:lsdException w:name="Light Shading Accent 6" w:uiPriority="60"/>
+    <w:lsdException w:name="Light List Accent 6" w:uiPriority="61"/>
+    <w:lsdException w:name="Light Grid Accent 6" w:uiPriority="62"/>
+    <w:lsdException w:name="Medium Shading 1 Accent 6" w:uiPriority="63"/>
+    <w:lsdException w:name="Medium Shading 2 Accent 6" w:uiPriority="64"/>
+    <w:lsdException w:name="Medium List 1 Accent 6" w:uiPriority="65"/>
+    <w:lsdException w:name="Medium List 2 Accent 6" w:uiPriority="66"/>
+    <w:lsdException w:name="Medium Grid 1 Accent 6" w:uiPriority="67"/>
+    <w:lsdException w:name="Medium Grid 2 Accent 6" w:uiPriority="68"/>
+    <w:lsdException w:name="Medium Grid 3 Accent 6" w:uiPriority="69"/>
+    <w:lsdException w:name="Dark List Accent 6" w:uiPriority="70"/>
+    <w:lsdException w:name="Colorful Shading Accent 6" w:uiPriority="71"/>
+    <w:lsdException w:name="Colorful List Accent 6" w:uiPriority="72"/>
+    <w:lsdException w:name="Colorful Grid Accent 6" w:uiPriority="73"/>
+    <w:lsdException w:name="Subtle Emphasis" w:uiPriority="19" w:qFormat="1"/>
+    <w:lsdException w:name="Intense Emphasis" w:uiPriority="21" w:qFormat="1"/>
+    <w:lsdException w:name="Subtle Reference" w:uiPriority="31" w:qFormat="1"/>
+    <w:lsdException w:name="Intense Reference" w:uiPriority="32" w:qFormat="1"/>
+    <w:lsdException w:name="Book Title" w:uiPriority="33" w:qFormat="1"/>
+    <w:lsdException w:name="Bibliography" w:semiHidden="1" w:uiPriority="37" w:unhideWhenUsed="1"/>
+    <w:lsdException w:name="TOC Heading" w:semiHidden="1" w:uiPriority="39" w:unhideWhenUsed="1" w:qFormat="1"/>
+    <w:lsdException w:name="Plain Table 1" w:uiPriority="41"/>
+    <w:lsdException w:name="Plain Table 2" w:uiPriority="42"/>
+    <w:lsdException w:name="Plain Table 3" w:uiPriority="43"/>
+    <w:lsdException w:name="Plain Table 4" w:uiPriority="44"/>
+    <w:lsdException w:name="Plain Table 5" w:uiPriority="45"/>
+    <w:lsdException w:name="Grid Table Light" w:uiPriority="40"/>
+    <w:lsdException w:name="Grid Table 1 Light" w:uiPriority="46"/>
+    <w:lsdException w:name="Grid Table 2" w:uiPriority="47"/>
+    <w:lsdException w:name="Grid Table 3" w:uiPriority="48"/>
+    <w:lsdException w:name="Grid Table 4" w:uiPriority="49"/>
+    <w:lsdException w:name="Grid Table 5 Dark" w:uiPriority="50"/>
+    <w:lsdException w:name="Grid Table 6 Colorful" w:uiPriority="51"/>
+    <w:lsdException w:name="Grid Table 7 Colorful" w:uiPriority="52"/>
+    <w:lsdException w:name="Grid Table 1 Light Accent 1" w:uiPriority="46"/>
+    <w:lsdException w:name="Grid Table 2 Accent 1" w:uiPriority="47"/>
+    <w:lsdException w:name="Grid Table 3 Accent 1" w:uiPriority="48"/>
+    <w:lsdException w:name="Grid Table 4 Accent 1" w:uiPriority="49"/>
+    <w:lsdException w:name="Grid Table 5 Dark Accent 1" w:uiPriority="50"/>
+    <w:lsdException w:name="Grid Table 6 Colorful Accent 1" w:uiPriority="51"/>
+    <w:lsdException w:name="Grid Table 7 Colorful Accent 1" w:uiPriority="52"/>
+    <w:lsdException w:name="Grid Table 1 Light Accent 2" w:uiPriority="46"/>
+    <w:lsdException w:name="Grid Table 2 Accent 2" w:uiPriority="47"/>
+    <w:lsdException w:name="Grid Table 3 Accent 2" w:uiPriority="48"/>
+    <w:lsdException w:name="Grid Table 4 Accent 2" w:uiPriority="49"/>
+    <w:lsdException w:name="Grid Table 5 Dark Accent 2" w:uiPriority="50"/>
+    <w:lsdException w:name="Grid Table 6 Colorful Accent 2" w:uiPriority="51"/>
+    <w:lsdException w:name="Grid Table 7 Colorful Accent 2" w:uiPriority="52"/>
+    <w:lsdException w:name="Grid Table 1 Light Accent 3" w:uiPriority="46"/>
+    <w:lsdException w:name="Grid Table 2 Accent 3" w:uiPriority="47"/>
+    <w:lsdException w:name="Grid Table 3 Accent 3" w:uiPriority="48"/>
+    <w:lsdException w:name="Grid Table 4 Accent 3" w:uiPriority="49"/>
+    <w:lsdException w:name="Grid Table 5 Dark Accent 3" w:uiPriority="50"/>
+    <w:lsdException w:name="Grid Table 6 Colorful Accent 3" w:uiPriority="51"/>
+    <w:lsdException w:name="Grid Table 7 Colorful Accent 3" w:uiPriority="52"/>
+    <w:lsdException w:name="Grid Table 1 Light Accent 4" w:uiPriority="46"/>
+    <w:lsdException w:name="Grid Table 2 Accent 4" w:uiPriority="47"/>
+    <w:lsdException w:name="Grid Table 3 Accent 4" w:uiPriority="48"/>
+    <w:lsdException w:name="Grid Table 4 Accent 4" w:uiPriority="49"/>
+    <w:lsdException w:name="Grid Table 5 Dark Accent 4" w:uiPriority="50"/>
+    <w:lsdException w:name="Grid Table 6 Colorful Accent 4" w:uiPriority="51"/>
+    <w:lsdException w:name="Grid Table 7 Colorful Accent 4" w:uiPriority="52"/>
+    <w:lsdException w:name="Grid Table 1 Light Accent 5" w:uiPriority="46"/>
+    <w:lsdException w:name="Grid Table 2 Accent 5" w:uiPriority="47"/>
+    <w:lsdException w:name="Grid Table 3 Accent 5" w:uiPriority="48"/>
+    <w:lsdException w:name="Grid Table 4 Accent 5" w:uiPriority="49"/>
+    <w:lsdException w:name="Grid Table 5 Dark Accent 5" w:uiPriority="50"/>
+    <w:lsdException w:name="Grid Table 6 Colorful Accent 5" w:uiPriority="51"/>
+    <w:lsdException w:name="Grid Table 7 Colorful Accent 5" w:uiPriority="52"/>
+    <w:lsdException w:name="Grid Table 1 Light Accent 6" w:uiPriority="46"/>
+    <w:lsdException w:name="Grid Table 2 Accent 6" w:uiPriority="47"/>
+    <w:lsdException w:name="Grid Table 3 Accent 6" w:uiPriority="48"/>
+    <w:lsdException w:name="Grid Table 4 Accent 6" w:uiPriority="49"/>
+    <w:lsdException w:name="Grid Table 5 Dark Accent 6" w:uiPriority="50"/>
+    <w:lsdException w:name="Grid Table 6 Colorful Accent 6" w:uiPriority="51"/>
+    <w:lsdException w:name="Grid Table 7 Colorful Accent 6" w:uiPriority="52"/>
+    <w:lsdException w:name="List Table 1 Light" w:uiPriority="46"/>
+    <w:lsdException w:name="List Table 2" w:uiPriority="47"/>
+    <w:lsdException w:name="List Table 3" w:uiPriority="48"/>
+    <w:lsdException w:name="List Table 4" w:uiPriority="49"/>
+    <w:lsdException w:name="List Table 5 Dark" w:uiPriority="50"/>
+    <w:lsdException w:name="List Table 6 Colorful" w:uiPriority="51"/>
+    <w:lsdException w:name="List Table 7 Colorful" w:uiPriority="52"/>
+    <w:lsdException w:name="List Table 1 Light Accent 1" w:uiPriority="46"/>
+    <w:lsdException w:name="List Table 2 Accent 1" w:uiPriority="47"/>
+    <w:lsdException w:name="List Table 3 Accent 1" w:uiPriority="48"/>
+    <w:lsdException w:name="List Table 4 Accent 1" w:uiPriority="49"/>
+    <w:lsdException w:name="List Table 5 Dark Accent 1" w:uiPriority="50"/>
+    <w:lsdException w:name="List Table 6 Colorful Accent 1" w:uiPriority="51"/>
+    <w:lsdException w:name="List Table 7 Colorful Accent 1" w:uiPriority="52"/>
+    <w:lsdException w:name="List Table 1 Light Accent 2" w:uiPriority="46"/>
+    <w:lsdException w:name="List Table 2 Accent 2" w:uiPriority="47"/>
+    <w:lsdException w:name="List Table 3 Accent 2" w:uiPriority="48"/>
+    <w:lsdException w:name="List Table 4 Accent 2" w:uiPriority="49"/>
+    <w:lsdException w:name="List Table 5 Dark Accent 2" w:uiPriority="50"/>
+    <w:lsdException w:name="List Table 6 Colorful Accent 2" w:uiPriority="51"/>
+    <w:lsdException w:name="List Table 7 Colorful Accent 2" w:uiPriority="52"/>
+    <w:lsdException w:name="List Table 1 Light Accent 3" w:uiPriority="46"/>
+    <w:lsdException w:name="List Table 2 Accent 3" w:uiPriority="47"/>
+    <w:lsdException w:name="List Table 3 Accent 3" w:uiPriority="48"/>
+    <w:lsdException w:name="List Table 4 Accent 3" w:uiPriority="49"/>
+    <w:lsdException w:name="List Table 5 Dark Accent 3" w:uiPriority="50"/>
+    <w:lsdException w:name="List Table 6 Colorful Accent 3" w:uiPriority="51"/>
+    <w:lsdException w:name="List Table 7 Colorful Accent 3" w:uiPriority="52"/>
+    <w:lsdException w:name="List Table 1 Light Accent 4" w:uiPriority="46"/>
+    <w:lsdException w:name="List Table 2 Accent 4" w:uiPriority="47"/>
+    <w:lsdException w:name="List Table 3 Accent 4" w:uiPriority="48"/>
+    <w:lsdException w:name="List Table 4 Accent 4" w:uiPriority="49"/>
+    <w:lsdException w:name="List Table 5 Dark Accent 4" w:uiPriority="50"/>
+    <w:lsdException w:name="List Table 6 Colorful Accent 4" w:uiPriority="51"/>
+    <w:lsdException w:name="List Table 7 Colorful Accent 4" w:uiPriority="52"/>
+    <w:lsdException w:name="List Table 1 Light Accent 5" w:uiPriority="46"/>
+    <w:lsdException w:name="List Table 2 Accent 5" w:uiPriority="47"/>
+    <w:lsdException w:name="List Table 3 Accent 5" w:uiPriority="48"/>
+    <w:lsdException w:name="List Table 4 Accent 5" w:uiPriority="49"/>
+    <w:lsdException w:name="List Table 5 Dark Accent 5" w:uiPriority="50"/>
+    <w:lsdException w:name="List Table 6 Colorful Accent 5" w:uiPriority="51"/>
+    <w:lsdException w:name="List Table 7 Colorful Accent 5" w:uiPriority="52"/>
+    <w:lsdException w:name="List Table 1 Light Accent 6" w:uiPriority="46"/>
+    <w:lsdException w:name="List Table 2 Accent 6" w:uiPriority="47"/>
+    <w:lsdException w:name="List Table 3 Accent 6" w:uiPriority="48"/>
+    <w:lsdException w:name="List Table 4 Accent 6" w:uiPriority="49"/>
+    <w:lsdException w:name="List Table 5 Dark Accent 6" w:uiPriority="50"/>
+    <w:lsdException w:name="List Table 6 Colorful Accent 6" w:uiPriority="51"/>
+    <w:lsdException w:name="List Table 7 Colorful Accent 6" w:uiPriority="52"/>
+    <w:lsdException w:name="Mention" w:semiHidden="1" w:unhideWhenUsed="1"/>
+    <w:lsdException w:name="Smart Hyperlink" w:semiHidden="1" w:unhideWhenUsed="1"/>
+    <w:lsdException w:name="Hashtag" w:semiHidden="1" w:unhideWhenUsed="1"/>
+    <w:lsdException w:name="Unresolved Mention" w:semiHidden="1" w:unhideWhenUsed="1"/>
+    <w:lsdException w:name="Smart Link" w:semiHidden="1" w:unhideWhenUsed="1"/>
   </w:latentStyles>
   <w:style w:type="paragraph" w:default="1" w:styleId="a">
     <w:name w:val="Normal"/>
